--- a/DSA 5.docx
+++ b/DSA 5.docx
@@ -22,7 +22,7 @@
     </w:p>
     <w:p>
       <w:pPr>
-        <w:pStyle w:val="ListParagraph"/>
+        <w:pStyle w:val="a7"/>
         <w:numPr>
           <w:ilvl w:val="0"/>
           <w:numId w:val="1"/>
@@ -67,51 +67,16 @@
           <w:rFonts w:ascii="Arial" w:hAnsi="Arial" w:cs="Arial"/>
           <w:sz w:val="28"/>
           <w:szCs w:val="28"/>
-        </w:rPr>
-      </w:pPr>
-      <w:r>
-        <w:rPr>
-          <w:rFonts w:ascii="Arial" w:hAnsi="Arial" w:cs="Arial"/>
-          <w:sz w:val="28"/>
-          <w:szCs w:val="28"/>
-        </w:rPr>
-        <w:t xml:space="preserve">AVL strom je </w:t>
-      </w:r>
-      <w:proofErr w:type="spellStart"/>
-      <w:r>
-        <w:rPr>
-          <w:rFonts w:ascii="Arial" w:hAnsi="Arial" w:cs="Arial"/>
-          <w:sz w:val="28"/>
-          <w:szCs w:val="28"/>
-        </w:rPr>
-        <w:t>samovyvažovací</w:t>
-      </w:r>
-      <w:proofErr w:type="spellEnd"/>
-      <w:r>
-        <w:rPr>
-          <w:rFonts w:ascii="Arial" w:hAnsi="Arial" w:cs="Arial"/>
-          <w:sz w:val="28"/>
-          <w:szCs w:val="28"/>
-        </w:rPr>
-        <w:t xml:space="preserve"> binárny vyhľadávací strom, kde rozdiel výšok ľavého a pravého </w:t>
-      </w:r>
-      <w:proofErr w:type="spellStart"/>
-      <w:r>
-        <w:rPr>
-          <w:rFonts w:ascii="Arial" w:hAnsi="Arial" w:cs="Arial"/>
-          <w:sz w:val="28"/>
-          <w:szCs w:val="28"/>
-        </w:rPr>
-        <w:t>podstromu</w:t>
-      </w:r>
-      <w:proofErr w:type="spellEnd"/>
-      <w:r>
-        <w:rPr>
-          <w:rFonts w:ascii="Arial" w:hAnsi="Arial" w:cs="Arial"/>
-          <w:sz w:val="28"/>
-          <w:szCs w:val="28"/>
-        </w:rPr>
-        <w:t xml:space="preserve"> každého uzla nie je väčší ako 1.</w:t>
+          <w:lang w:val="ru-RU"/>
+        </w:rPr>
+      </w:pPr>
+      <w:r>
+        <w:rPr>
+          <w:rFonts w:ascii="Arial" w:hAnsi="Arial" w:cs="Arial"/>
+          <w:sz w:val="28"/>
+          <w:szCs w:val="28"/>
+        </w:rPr>
+        <w:t>AVL strom je samovyvažovací binárny vyhľadávací strom, kde rozdiel výšok ľavého a pravého podstromu každého uzla nie je väčší ako 1.</w:t>
       </w:r>
       <w:r>
         <w:rPr>
@@ -142,34 +107,633 @@
     </w:p>
     <w:p>
       <w:pPr>
-        <w:ind w:firstLine="360"/>
-        <w:rPr>
-          <w:rFonts w:ascii="Arial" w:hAnsi="Arial" w:cs="Arial"/>
-          <w:sz w:val="28"/>
-          <w:szCs w:val="28"/>
-          <w:lang w:val="ru-RU"/>
-        </w:rPr>
-      </w:pPr>
-      <w:r>
-        <w:rPr>
-          <w:rFonts w:ascii="Arial" w:hAnsi="Arial" w:cs="Arial"/>
-          <w:sz w:val="28"/>
-          <w:szCs w:val="28"/>
-        </w:rPr>
-        <w:t>Ale v mojej implementácii vyšlo, že čas vkladania a mazania je O(n), čo môžeme určiť z grafov zostavených na základe 200 rôznych prípadov.</w:t>
-      </w:r>
-      <w:r>
-        <w:rPr>
-          <w:rFonts w:ascii="Arial" w:hAnsi="Arial" w:cs="Arial"/>
-          <w:sz w:val="28"/>
-          <w:szCs w:val="28"/>
-          <w:lang w:val="ru-RU"/>
+        <w:rPr>
+          <w:rFonts w:ascii="Arial" w:hAnsi="Arial" w:cs="Arial"/>
+          <w:sz w:val="28"/>
+          <w:szCs w:val="28"/>
+          <w:lang w:val="ru-UA"/>
+        </w:rPr>
+      </w:pPr>
+      <w:proofErr w:type="spellStart"/>
+      <w:r>
+        <w:rPr>
+          <w:rFonts w:ascii="Arial" w:hAnsi="Arial" w:cs="Arial"/>
+          <w:sz w:val="28"/>
+          <w:szCs w:val="28"/>
+          <w:lang w:val="ru-UA"/>
+        </w:rPr>
+        <w:t>Nižšie</w:t>
+      </w:r>
+      <w:proofErr w:type="spellEnd"/>
+      <w:r>
+        <w:rPr>
+          <w:rFonts w:ascii="Arial" w:hAnsi="Arial" w:cs="Arial"/>
+          <w:sz w:val="28"/>
+          <w:szCs w:val="28"/>
+          <w:lang w:val="ru-UA"/>
+        </w:rPr>
+        <w:t xml:space="preserve"> </w:t>
+      </w:r>
+      <w:proofErr w:type="spellStart"/>
+      <w:r>
+        <w:rPr>
+          <w:rFonts w:ascii="Arial" w:hAnsi="Arial" w:cs="Arial"/>
+          <w:sz w:val="28"/>
+          <w:szCs w:val="28"/>
+          <w:lang w:val="ru-UA"/>
+        </w:rPr>
+        <w:t>sú</w:t>
+      </w:r>
+      <w:proofErr w:type="spellEnd"/>
+      <w:r>
+        <w:rPr>
+          <w:rFonts w:ascii="Arial" w:hAnsi="Arial" w:cs="Arial"/>
+          <w:sz w:val="28"/>
+          <w:szCs w:val="28"/>
+          <w:lang w:val="ru-UA"/>
+        </w:rPr>
+        <w:t xml:space="preserve"> </w:t>
+      </w:r>
+      <w:proofErr w:type="spellStart"/>
+      <w:r>
+        <w:rPr>
+          <w:rFonts w:ascii="Arial" w:hAnsi="Arial" w:cs="Arial"/>
+          <w:sz w:val="28"/>
+          <w:szCs w:val="28"/>
+          <w:lang w:val="ru-UA"/>
+        </w:rPr>
+        <w:t>zobrazené</w:t>
+      </w:r>
+      <w:proofErr w:type="spellEnd"/>
+      <w:r>
+        <w:rPr>
+          <w:rFonts w:ascii="Arial" w:hAnsi="Arial" w:cs="Arial"/>
+          <w:sz w:val="28"/>
+          <w:szCs w:val="28"/>
+          <w:lang w:val="ru-UA"/>
+        </w:rPr>
+        <w:t xml:space="preserve"> </w:t>
+      </w:r>
+      <w:proofErr w:type="spellStart"/>
+      <w:r>
+        <w:rPr>
+          <w:rFonts w:ascii="Arial" w:hAnsi="Arial" w:cs="Arial"/>
+          <w:sz w:val="28"/>
+          <w:szCs w:val="28"/>
+          <w:lang w:val="ru-UA"/>
+        </w:rPr>
+        <w:t>grafy</w:t>
+      </w:r>
+      <w:proofErr w:type="spellEnd"/>
+      <w:r>
+        <w:rPr>
+          <w:rFonts w:ascii="Arial" w:hAnsi="Arial" w:cs="Arial"/>
+          <w:sz w:val="28"/>
+          <w:szCs w:val="28"/>
+          <w:lang w:val="ru-UA"/>
+        </w:rPr>
+        <w:t xml:space="preserve"> </w:t>
+      </w:r>
+      <w:proofErr w:type="spellStart"/>
+      <w:r>
+        <w:rPr>
+          <w:rFonts w:ascii="Arial" w:hAnsi="Arial" w:cs="Arial"/>
+          <w:sz w:val="28"/>
+          <w:szCs w:val="28"/>
+          <w:lang w:val="ru-UA"/>
+        </w:rPr>
+        <w:t>priebehu</w:t>
+      </w:r>
+      <w:proofErr w:type="spellEnd"/>
+      <w:r>
+        <w:rPr>
+          <w:rFonts w:ascii="Arial" w:hAnsi="Arial" w:cs="Arial"/>
+          <w:sz w:val="28"/>
+          <w:szCs w:val="28"/>
+          <w:lang w:val="ru-UA"/>
+        </w:rPr>
+        <w:t xml:space="preserve"> </w:t>
+      </w:r>
+      <w:proofErr w:type="spellStart"/>
+      <w:r>
+        <w:rPr>
+          <w:rFonts w:ascii="Arial" w:hAnsi="Arial" w:cs="Arial"/>
+          <w:sz w:val="28"/>
+          <w:szCs w:val="28"/>
+          <w:lang w:val="ru-UA"/>
+        </w:rPr>
+        <w:t>troch</w:t>
+      </w:r>
+      <w:proofErr w:type="spellEnd"/>
+      <w:r>
+        <w:rPr>
+          <w:rFonts w:ascii="Arial" w:hAnsi="Arial" w:cs="Arial"/>
+          <w:sz w:val="28"/>
+          <w:szCs w:val="28"/>
+          <w:lang w:val="ru-UA"/>
+        </w:rPr>
+        <w:t xml:space="preserve"> </w:t>
+      </w:r>
+      <w:proofErr w:type="spellStart"/>
+      <w:r>
+        <w:rPr>
+          <w:rFonts w:ascii="Arial" w:hAnsi="Arial" w:cs="Arial"/>
+          <w:sz w:val="28"/>
+          <w:szCs w:val="28"/>
+          <w:lang w:val="ru-UA"/>
+        </w:rPr>
+        <w:t>funkcií</w:t>
+      </w:r>
+      <w:proofErr w:type="spellEnd"/>
+      <w:r>
+        <w:rPr>
+          <w:rFonts w:ascii="Arial" w:hAnsi="Arial" w:cs="Arial"/>
+          <w:sz w:val="28"/>
+          <w:szCs w:val="28"/>
+          <w:lang w:val="ru-UA"/>
+        </w:rPr>
+        <w:t xml:space="preserve"> </w:t>
+      </w:r>
+      <w:proofErr w:type="spellStart"/>
+      <w:r>
+        <w:rPr>
+          <w:rFonts w:ascii="Arial" w:hAnsi="Arial" w:cs="Arial"/>
+          <w:sz w:val="28"/>
+          <w:szCs w:val="28"/>
+          <w:lang w:val="ru-UA"/>
+        </w:rPr>
+        <w:t>algoritmu</w:t>
+      </w:r>
+      <w:proofErr w:type="spellEnd"/>
+      <w:r>
+        <w:rPr>
+          <w:rFonts w:ascii="Arial" w:hAnsi="Arial" w:cs="Arial"/>
+          <w:sz w:val="28"/>
+          <w:szCs w:val="28"/>
+          <w:lang w:val="ru-UA"/>
+        </w:rPr>
+        <w:t xml:space="preserve"> </w:t>
+      </w:r>
+      <w:proofErr w:type="spellStart"/>
+      <w:r>
+        <w:rPr>
+          <w:rFonts w:ascii="Arial" w:hAnsi="Arial" w:cs="Arial"/>
+          <w:sz w:val="28"/>
+          <w:szCs w:val="28"/>
+          <w:lang w:val="ru-UA"/>
+        </w:rPr>
+        <w:t>pre</w:t>
+      </w:r>
+      <w:proofErr w:type="spellEnd"/>
+      <w:r>
+        <w:rPr>
+          <w:rFonts w:ascii="Arial" w:hAnsi="Arial" w:cs="Arial"/>
+          <w:sz w:val="28"/>
+          <w:szCs w:val="28"/>
+          <w:lang w:val="ru-UA"/>
+        </w:rPr>
+        <w:t xml:space="preserve"> 200 </w:t>
+      </w:r>
+      <w:proofErr w:type="spellStart"/>
+      <w:r>
+        <w:rPr>
+          <w:rFonts w:ascii="Arial" w:hAnsi="Arial" w:cs="Arial"/>
+          <w:sz w:val="28"/>
+          <w:szCs w:val="28"/>
+          <w:lang w:val="ru-UA"/>
+        </w:rPr>
+        <w:t>rôznych</w:t>
+      </w:r>
+      <w:proofErr w:type="spellEnd"/>
+      <w:r>
+        <w:rPr>
+          <w:rFonts w:ascii="Arial" w:hAnsi="Arial" w:cs="Arial"/>
+          <w:sz w:val="28"/>
+          <w:szCs w:val="28"/>
+          <w:lang w:val="ru-UA"/>
+        </w:rPr>
+        <w:t xml:space="preserve"> </w:t>
+      </w:r>
+      <w:proofErr w:type="spellStart"/>
+      <w:r>
+        <w:rPr>
+          <w:rFonts w:ascii="Arial" w:hAnsi="Arial" w:cs="Arial"/>
+          <w:sz w:val="28"/>
+          <w:szCs w:val="28"/>
+          <w:lang w:val="ru-UA"/>
+        </w:rPr>
+        <w:t>prípadov</w:t>
+      </w:r>
+      <w:proofErr w:type="spellEnd"/>
+      <w:r>
+        <w:rPr>
+          <w:rFonts w:ascii="Arial" w:hAnsi="Arial" w:cs="Arial"/>
+          <w:sz w:val="28"/>
+          <w:szCs w:val="28"/>
+          <w:lang w:val="ru-UA"/>
+        </w:rPr>
+        <w:t>.</w:t>
+      </w:r>
+      <w:r>
+        <w:rPr>
+          <w:rFonts w:ascii="Arial" w:hAnsi="Arial" w:cs="Arial"/>
+          <w:sz w:val="28"/>
+          <w:szCs w:val="28"/>
+          <w:lang w:val="ru-UA"/>
+        </w:rPr>
+        <w:t xml:space="preserve"> </w:t>
+      </w:r>
+      <w:proofErr w:type="spellStart"/>
+      <w:r>
+        <w:rPr>
+          <w:rFonts w:ascii="Arial" w:hAnsi="Arial" w:cs="Arial"/>
+          <w:sz w:val="28"/>
+          <w:szCs w:val="28"/>
+          <w:lang w:val="ru-UA"/>
+        </w:rPr>
+        <w:t>Funkcie</w:t>
+      </w:r>
+      <w:proofErr w:type="spellEnd"/>
+      <w:r>
+        <w:rPr>
+          <w:rFonts w:ascii="Arial" w:hAnsi="Arial" w:cs="Arial"/>
+          <w:sz w:val="28"/>
+          <w:szCs w:val="28"/>
+          <w:lang w:val="ru-UA"/>
+        </w:rPr>
+        <w:t xml:space="preserve"> sú </w:t>
+      </w:r>
+      <w:proofErr w:type="spellStart"/>
+      <w:r>
+        <w:rPr>
+          <w:rFonts w:ascii="Arial" w:hAnsi="Arial" w:cs="Arial"/>
+          <w:sz w:val="28"/>
+          <w:szCs w:val="28"/>
+          <w:lang w:val="ru-UA"/>
+        </w:rPr>
+        <w:t>vyjadrené</w:t>
+      </w:r>
+      <w:proofErr w:type="spellEnd"/>
+      <w:r>
+        <w:rPr>
+          <w:rFonts w:ascii="Arial" w:hAnsi="Arial" w:cs="Arial"/>
+          <w:sz w:val="28"/>
+          <w:szCs w:val="28"/>
+          <w:lang w:val="ru-UA"/>
+        </w:rPr>
+        <w:t xml:space="preserve"> </w:t>
+      </w:r>
+      <w:proofErr w:type="spellStart"/>
+      <w:r>
+        <w:rPr>
+          <w:rFonts w:ascii="Arial" w:hAnsi="Arial" w:cs="Arial"/>
+          <w:sz w:val="28"/>
+          <w:szCs w:val="28"/>
+          <w:lang w:val="ru-UA"/>
+        </w:rPr>
+        <w:t>ako</w:t>
+      </w:r>
+      <w:proofErr w:type="spellEnd"/>
+      <w:r>
+        <w:rPr>
+          <w:rFonts w:ascii="Arial" w:hAnsi="Arial" w:cs="Arial"/>
+          <w:sz w:val="28"/>
+          <w:szCs w:val="28"/>
+          <w:lang w:val="ru-UA"/>
+        </w:rPr>
+        <w:t xml:space="preserve"> Time(n), </w:t>
+      </w:r>
+      <w:proofErr w:type="spellStart"/>
+      <w:r>
+        <w:rPr>
+          <w:rFonts w:ascii="Arial" w:hAnsi="Arial" w:cs="Arial"/>
+          <w:sz w:val="28"/>
+          <w:szCs w:val="28"/>
+          <w:lang w:val="ru-UA"/>
+        </w:rPr>
+        <w:t>kde</w:t>
+      </w:r>
+      <w:proofErr w:type="spellEnd"/>
+      <w:r>
+        <w:rPr>
+          <w:rFonts w:ascii="Arial" w:hAnsi="Arial" w:cs="Arial"/>
+          <w:sz w:val="28"/>
+          <w:szCs w:val="28"/>
+          <w:lang w:val="ru-UA"/>
+        </w:rPr>
+        <w:t xml:space="preserve"> Time </w:t>
+      </w:r>
+      <w:proofErr w:type="spellStart"/>
+      <w:r>
+        <w:rPr>
+          <w:rFonts w:ascii="Arial" w:hAnsi="Arial" w:cs="Arial"/>
+          <w:sz w:val="28"/>
+          <w:szCs w:val="28"/>
+          <w:lang w:val="ru-UA"/>
+        </w:rPr>
+        <w:t>je</w:t>
+      </w:r>
+      <w:proofErr w:type="spellEnd"/>
+      <w:r>
+        <w:rPr>
+          <w:rFonts w:ascii="Arial" w:hAnsi="Arial" w:cs="Arial"/>
+          <w:sz w:val="28"/>
+          <w:szCs w:val="28"/>
+          <w:lang w:val="ru-UA"/>
+        </w:rPr>
+        <w:t xml:space="preserve"> </w:t>
+      </w:r>
+      <w:proofErr w:type="spellStart"/>
+      <w:r>
+        <w:rPr>
+          <w:rFonts w:ascii="Arial" w:hAnsi="Arial" w:cs="Arial"/>
+          <w:sz w:val="28"/>
+          <w:szCs w:val="28"/>
+          <w:lang w:val="ru-UA"/>
+        </w:rPr>
+        <w:t>čas</w:t>
+      </w:r>
+      <w:proofErr w:type="spellEnd"/>
+      <w:r>
+        <w:rPr>
+          <w:rFonts w:ascii="Arial" w:hAnsi="Arial" w:cs="Arial"/>
+          <w:sz w:val="28"/>
+          <w:szCs w:val="28"/>
+          <w:lang w:val="ru-UA"/>
+        </w:rPr>
+        <w:t xml:space="preserve"> v </w:t>
+      </w:r>
+      <w:proofErr w:type="spellStart"/>
+      <w:r>
+        <w:rPr>
+          <w:rFonts w:ascii="Arial" w:hAnsi="Arial" w:cs="Arial"/>
+          <w:sz w:val="28"/>
+          <w:szCs w:val="28"/>
+          <w:lang w:val="ru-UA"/>
+        </w:rPr>
+        <w:t>nanosekundách</w:t>
+      </w:r>
+      <w:proofErr w:type="spellEnd"/>
+      <w:r>
+        <w:rPr>
+          <w:rFonts w:ascii="Arial" w:hAnsi="Arial" w:cs="Arial"/>
+          <w:sz w:val="28"/>
+          <w:szCs w:val="28"/>
+          <w:lang w:val="ru-UA"/>
+        </w:rPr>
+        <w:t xml:space="preserve"> a n </w:t>
+      </w:r>
+      <w:proofErr w:type="spellStart"/>
+      <w:r>
+        <w:rPr>
+          <w:rFonts w:ascii="Arial" w:hAnsi="Arial" w:cs="Arial"/>
+          <w:sz w:val="28"/>
+          <w:szCs w:val="28"/>
+          <w:lang w:val="ru-UA"/>
+        </w:rPr>
+        <w:t>je</w:t>
+      </w:r>
+      <w:proofErr w:type="spellEnd"/>
+      <w:r>
+        <w:rPr>
+          <w:rFonts w:ascii="Arial" w:hAnsi="Arial" w:cs="Arial"/>
+          <w:sz w:val="28"/>
+          <w:szCs w:val="28"/>
+          <w:lang w:val="ru-UA"/>
+        </w:rPr>
+        <w:t xml:space="preserve"> </w:t>
+      </w:r>
+      <w:proofErr w:type="spellStart"/>
+      <w:r>
+        <w:rPr>
+          <w:rFonts w:ascii="Arial" w:hAnsi="Arial" w:cs="Arial"/>
+          <w:sz w:val="28"/>
+          <w:szCs w:val="28"/>
+          <w:lang w:val="ru-UA"/>
+        </w:rPr>
+        <w:t>počet</w:t>
+      </w:r>
+      <w:proofErr w:type="spellEnd"/>
+      <w:r>
+        <w:rPr>
+          <w:rFonts w:ascii="Arial" w:hAnsi="Arial" w:cs="Arial"/>
+          <w:sz w:val="28"/>
+          <w:szCs w:val="28"/>
+          <w:lang w:val="ru-UA"/>
+        </w:rPr>
+        <w:t xml:space="preserve"> </w:t>
+      </w:r>
+      <w:proofErr w:type="spellStart"/>
+      <w:r>
+        <w:rPr>
+          <w:rFonts w:ascii="Arial" w:hAnsi="Arial" w:cs="Arial"/>
+          <w:sz w:val="28"/>
+          <w:szCs w:val="28"/>
+          <w:lang w:val="ru-UA"/>
+        </w:rPr>
+        <w:t>prvkov</w:t>
+      </w:r>
+      <w:proofErr w:type="spellEnd"/>
+      <w:r>
+        <w:rPr>
+          <w:rFonts w:ascii="Arial" w:hAnsi="Arial" w:cs="Arial"/>
+          <w:sz w:val="28"/>
+          <w:szCs w:val="28"/>
+          <w:lang w:val="ru-UA"/>
+        </w:rPr>
+        <w:t>.</w:t>
+      </w:r>
+      <w:r>
+        <w:rPr>
+          <w:rFonts w:ascii="Arial" w:hAnsi="Arial" w:cs="Arial"/>
+          <w:sz w:val="28"/>
+          <w:szCs w:val="28"/>
+          <w:lang w:val="ru-UA"/>
+        </w:rPr>
+        <w:t xml:space="preserve"> </w:t>
+      </w:r>
+      <w:proofErr w:type="spellStart"/>
+      <w:r>
+        <w:rPr>
+          <w:rFonts w:ascii="Arial" w:hAnsi="Arial" w:cs="Arial"/>
+          <w:sz w:val="28"/>
+          <w:szCs w:val="28"/>
+          <w:lang w:val="ru-UA"/>
+        </w:rPr>
+        <w:t>Červená</w:t>
+      </w:r>
+      <w:proofErr w:type="spellEnd"/>
+      <w:r>
+        <w:rPr>
+          <w:rFonts w:ascii="Arial" w:hAnsi="Arial" w:cs="Arial"/>
+          <w:sz w:val="28"/>
+          <w:szCs w:val="28"/>
+          <w:lang w:val="ru-UA"/>
+        </w:rPr>
+        <w:t xml:space="preserve"> </w:t>
+      </w:r>
+      <w:proofErr w:type="spellStart"/>
+      <w:r>
+        <w:rPr>
+          <w:rFonts w:ascii="Arial" w:hAnsi="Arial" w:cs="Arial"/>
+          <w:sz w:val="28"/>
+          <w:szCs w:val="28"/>
+          <w:lang w:val="ru-UA"/>
+        </w:rPr>
+        <w:t>krivka</w:t>
+      </w:r>
+      <w:proofErr w:type="spellEnd"/>
+      <w:r>
+        <w:rPr>
+          <w:rFonts w:ascii="Arial" w:hAnsi="Arial" w:cs="Arial"/>
+          <w:sz w:val="28"/>
+          <w:szCs w:val="28"/>
+          <w:lang w:val="ru-UA"/>
+        </w:rPr>
+        <w:t xml:space="preserve"> </w:t>
+      </w:r>
+      <w:proofErr w:type="spellStart"/>
+      <w:r>
+        <w:rPr>
+          <w:rFonts w:ascii="Arial" w:hAnsi="Arial" w:cs="Arial"/>
+          <w:sz w:val="28"/>
+          <w:szCs w:val="28"/>
+          <w:lang w:val="ru-UA"/>
+        </w:rPr>
+        <w:t>na</w:t>
+      </w:r>
+      <w:proofErr w:type="spellEnd"/>
+      <w:r>
+        <w:rPr>
+          <w:rFonts w:ascii="Arial" w:hAnsi="Arial" w:cs="Arial"/>
+          <w:sz w:val="28"/>
+          <w:szCs w:val="28"/>
+          <w:lang w:val="ru-UA"/>
+        </w:rPr>
+        <w:t xml:space="preserve"> </w:t>
+      </w:r>
+      <w:proofErr w:type="spellStart"/>
+      <w:r>
+        <w:rPr>
+          <w:rFonts w:ascii="Arial" w:hAnsi="Arial" w:cs="Arial"/>
+          <w:sz w:val="28"/>
+          <w:szCs w:val="28"/>
+          <w:lang w:val="ru-UA"/>
+        </w:rPr>
+        <w:t>grafoch</w:t>
+      </w:r>
+      <w:proofErr w:type="spellEnd"/>
+      <w:r>
+        <w:rPr>
+          <w:rFonts w:ascii="Arial" w:hAnsi="Arial" w:cs="Arial"/>
+          <w:sz w:val="28"/>
+          <w:szCs w:val="28"/>
+          <w:lang w:val="ru-UA"/>
+        </w:rPr>
+        <w:t xml:space="preserve"> </w:t>
+      </w:r>
+      <w:proofErr w:type="spellStart"/>
+      <w:r>
+        <w:rPr>
+          <w:rFonts w:ascii="Arial" w:hAnsi="Arial" w:cs="Arial"/>
+          <w:sz w:val="28"/>
+          <w:szCs w:val="28"/>
+          <w:lang w:val="ru-UA"/>
+        </w:rPr>
+        <w:t>predstavuje</w:t>
+      </w:r>
+      <w:proofErr w:type="spellEnd"/>
+      <w:r>
+        <w:rPr>
+          <w:rFonts w:ascii="Arial" w:hAnsi="Arial" w:cs="Arial"/>
+          <w:sz w:val="28"/>
+          <w:szCs w:val="28"/>
+          <w:lang w:val="ru-UA"/>
+        </w:rPr>
+        <w:t xml:space="preserve"> </w:t>
+      </w:r>
+      <w:proofErr w:type="spellStart"/>
+      <w:r>
+        <w:rPr>
+          <w:rFonts w:ascii="Arial" w:hAnsi="Arial" w:cs="Arial"/>
+          <w:sz w:val="28"/>
+          <w:szCs w:val="28"/>
+          <w:lang w:val="ru-UA"/>
+        </w:rPr>
+        <w:t>logaritmický</w:t>
+      </w:r>
+      <w:proofErr w:type="spellEnd"/>
+      <w:r>
+        <w:rPr>
+          <w:rFonts w:ascii="Arial" w:hAnsi="Arial" w:cs="Arial"/>
+          <w:sz w:val="28"/>
+          <w:szCs w:val="28"/>
+          <w:lang w:val="ru-UA"/>
+        </w:rPr>
+        <w:t xml:space="preserve"> </w:t>
+      </w:r>
+      <w:proofErr w:type="spellStart"/>
+      <w:r>
+        <w:rPr>
+          <w:rFonts w:ascii="Arial" w:hAnsi="Arial" w:cs="Arial"/>
+          <w:sz w:val="28"/>
+          <w:szCs w:val="28"/>
+          <w:lang w:val="ru-UA"/>
+        </w:rPr>
+        <w:t>trend</w:t>
+      </w:r>
+      <w:proofErr w:type="spellEnd"/>
+      <w:r>
+        <w:rPr>
+          <w:rFonts w:ascii="Arial" w:hAnsi="Arial" w:cs="Arial"/>
+          <w:sz w:val="28"/>
+          <w:szCs w:val="28"/>
+          <w:lang w:val="ru-UA"/>
+        </w:rPr>
+        <w:t xml:space="preserve"> </w:t>
+      </w:r>
+      <w:proofErr w:type="spellStart"/>
+      <w:r>
+        <w:rPr>
+          <w:rFonts w:ascii="Arial" w:hAnsi="Arial" w:cs="Arial"/>
+          <w:sz w:val="28"/>
+          <w:szCs w:val="28"/>
+          <w:lang w:val="ru-UA"/>
+        </w:rPr>
+        <w:t>závislosti</w:t>
+      </w:r>
+      <w:proofErr w:type="spellEnd"/>
+      <w:r>
+        <w:rPr>
+          <w:rFonts w:ascii="Arial" w:hAnsi="Arial" w:cs="Arial"/>
+          <w:sz w:val="28"/>
+          <w:szCs w:val="28"/>
+          <w:lang w:val="ru-UA"/>
+        </w:rPr>
+        <w:t>.</w:t>
+      </w:r>
+    </w:p>
+    <w:p>
+      <w:pPr>
+        <w:rPr>
+          <w:rFonts w:ascii="Arial" w:hAnsi="Arial" w:cs="Arial"/>
+          <w:sz w:val="28"/>
+          <w:szCs w:val="28"/>
+          <w:lang w:val="en-US"/>
+        </w:rPr>
+      </w:pPr>
+      <w:r>
+        <w:rPr>
+          <w:rFonts w:ascii="Arial" w:hAnsi="Arial" w:cs="Arial"/>
+          <w:sz w:val="28"/>
+          <w:szCs w:val="28"/>
+          <w:lang w:val="en-US"/>
         </w:rPr>
         <w:drawing>
-          <wp:inline distT="0" distB="0" distL="0" distR="0" wp14:anchorId="08C04C6B" wp14:editId="1CB16F77">
-            <wp:extent cx="5940425" cy="3159760"/>
-            <wp:effectExtent l="0" t="0" r="3175" b="2540"/>
-            <wp:docPr id="575495510" name="Picture 1"/>
+          <wp:inline distT="0" distB="0" distL="0" distR="0" wp14:anchorId="22363CFD" wp14:editId="7D562825">
+            <wp:extent cx="5331582" cy="3019425"/>
+            <wp:effectExtent l="0" t="0" r="2540" b="0"/>
+            <wp:docPr id="2089432452" name="Рисунок 1"/>
             <wp:cNvGraphicFramePr>
               <a:graphicFrameLocks xmlns:a="http://schemas.openxmlformats.org/drawingml/2006/main" noChangeAspect="1"/>
             </wp:cNvGraphicFramePr>
@@ -177,7 +741,7 @@
               <a:graphicData uri="http://schemas.openxmlformats.org/drawingml/2006/picture">
                 <pic:pic xmlns:pic="http://schemas.openxmlformats.org/drawingml/2006/picture">
                   <pic:nvPicPr>
-                    <pic:cNvPr id="575495510" name=""/>
+                    <pic:cNvPr id="2089432452" name=""/>
                     <pic:cNvPicPr/>
                   </pic:nvPicPr>
                   <pic:blipFill>
@@ -189,7 +753,7 @@
                   <pic:spPr>
                     <a:xfrm>
                       <a:off x="0" y="0"/>
-                      <a:ext cx="5940425" cy="3159760"/>
+                      <a:ext cx="5332397" cy="3019887"/>
                     </a:xfrm>
                     <a:prstGeom prst="rect">
                       <a:avLst/>
@@ -204,93 +768,12 @@
     </w:p>
     <w:p>
       <w:pPr>
-        <w:ind w:firstLine="360"/>
-        <w:rPr>
-          <w:rFonts w:ascii="Arial" w:hAnsi="Arial" w:cs="Arial"/>
-          <w:sz w:val="28"/>
-          <w:szCs w:val="28"/>
-        </w:rPr>
-      </w:pPr>
-      <w:r>
-        <w:rPr>
-          <w:rFonts w:ascii="Arial" w:hAnsi="Arial" w:cs="Arial"/>
-          <w:sz w:val="28"/>
-          <w:szCs w:val="28"/>
-        </w:rPr>
-        <w:t xml:space="preserve">Môže to byť spôsobené tým, že vo funkcii </w:t>
-      </w:r>
-      <w:proofErr w:type="spellStart"/>
-      <w:r>
-        <w:rPr>
-          <w:rFonts w:ascii="Arial" w:hAnsi="Arial" w:cs="Arial"/>
-          <w:sz w:val="28"/>
-          <w:szCs w:val="28"/>
-        </w:rPr>
-        <w:t>insert</w:t>
-      </w:r>
-      <w:proofErr w:type="spellEnd"/>
-      <w:r>
-        <w:rPr>
-          <w:rFonts w:ascii="Arial" w:hAnsi="Arial" w:cs="Arial"/>
-          <w:sz w:val="28"/>
-          <w:szCs w:val="28"/>
-        </w:rPr>
-        <w:t xml:space="preserve"> sa nachádza aj </w:t>
-      </w:r>
-      <w:proofErr w:type="spellStart"/>
-      <w:r>
-        <w:rPr>
-          <w:rFonts w:ascii="Arial" w:hAnsi="Arial" w:cs="Arial"/>
-          <w:sz w:val="28"/>
-          <w:szCs w:val="28"/>
-        </w:rPr>
-        <w:t>initializeNode</w:t>
-      </w:r>
-      <w:proofErr w:type="spellEnd"/>
-      <w:r>
-        <w:rPr>
-          <w:rFonts w:ascii="Arial" w:hAnsi="Arial" w:cs="Arial"/>
-          <w:sz w:val="28"/>
-          <w:szCs w:val="28"/>
-        </w:rPr>
-        <w:t xml:space="preserve">, v ktorej sa volá </w:t>
-      </w:r>
-      <w:proofErr w:type="spellStart"/>
-      <w:r>
-        <w:rPr>
-          <w:rFonts w:ascii="Arial" w:hAnsi="Arial" w:cs="Arial"/>
-          <w:sz w:val="28"/>
-          <w:szCs w:val="28"/>
-        </w:rPr>
-        <w:t>malloc</w:t>
-      </w:r>
-      <w:proofErr w:type="spellEnd"/>
-      <w:r>
-        <w:rPr>
-          <w:rFonts w:ascii="Arial" w:hAnsi="Arial" w:cs="Arial"/>
-          <w:sz w:val="28"/>
-          <w:szCs w:val="28"/>
-        </w:rPr>
-        <w:t xml:space="preserve">(). Tá sa vykoná pri každom </w:t>
-      </w:r>
-      <w:proofErr w:type="spellStart"/>
-      <w:r>
-        <w:rPr>
-          <w:rFonts w:ascii="Arial" w:hAnsi="Arial" w:cs="Arial"/>
-          <w:sz w:val="28"/>
-          <w:szCs w:val="28"/>
-        </w:rPr>
-        <w:t>insert</w:t>
-      </w:r>
-      <w:proofErr w:type="spellEnd"/>
-      <w:r>
-        <w:rPr>
-          <w:rFonts w:ascii="Arial" w:hAnsi="Arial" w:cs="Arial"/>
-          <w:sz w:val="28"/>
-          <w:szCs w:val="28"/>
-        </w:rPr>
-        <w:t xml:space="preserve"> N-krát, čo môže spôsobiť, že časová zložitosť sa zvýši na O(N log N).</w:t>
-      </w:r>
+        <w:rPr>
+          <w:rFonts w:ascii="Arial" w:hAnsi="Arial" w:cs="Arial"/>
+          <w:sz w:val="28"/>
+          <w:szCs w:val="28"/>
+        </w:rPr>
+      </w:pPr>
     </w:p>
     <w:p>
       <w:pPr>
@@ -300,6 +783,14 @@
           <w:szCs w:val="28"/>
         </w:rPr>
       </w:pPr>
+      <w:r>
+        <w:rPr>
+          <w:rFonts w:ascii="Arial" w:hAnsi="Arial" w:cs="Arial"/>
+          <w:sz w:val="28"/>
+          <w:szCs w:val="28"/>
+        </w:rPr>
+        <w:t>Ako môžeme vidieť z grafov, časová zložitosť každej z troch funkcií má logaritmický charakter, z čoho môžeme vyvodiť, že čas ich vykonania je O(log n).</w:t>
+      </w:r>
     </w:p>
     <w:p>
       <w:pPr>
@@ -310,8 +801,1796 @@
         </w:rPr>
       </w:pPr>
     </w:p>
+    <w:tbl>
+      <w:tblPr>
+        <w:tblStyle w:val="af0"/>
+        <w:tblW w:w="0" w:type="auto"/>
+        <w:tblLook w:val="04A0" w:firstRow="1" w:lastRow="0" w:firstColumn="1" w:lastColumn="0" w:noHBand="0" w:noVBand="1"/>
+      </w:tblPr>
+      <w:tblGrid>
+        <w:gridCol w:w="3115"/>
+        <w:gridCol w:w="3115"/>
+        <w:gridCol w:w="3115"/>
+      </w:tblGrid>
+      <w:tr>
+        <w:tc>
+          <w:tcPr>
+            <w:tcW w:w="3115" w:type="dxa"/>
+          </w:tcPr>
+          <w:p>
+            <w:pPr>
+              <w:rPr>
+                <w:rFonts w:ascii="Arial" w:hAnsi="Arial" w:cs="Arial"/>
+                <w:sz w:val="28"/>
+                <w:szCs w:val="28"/>
+              </w:rPr>
+            </w:pPr>
+            <w:r>
+              <w:rPr>
+                <w:rFonts w:ascii="Arial" w:hAnsi="Arial" w:cs="Arial"/>
+                <w:sz w:val="28"/>
+                <w:szCs w:val="28"/>
+              </w:rPr>
+              <w:lastRenderedPageBreak/>
+              <w:t>AVL operacia</w:t>
+            </w:r>
+          </w:p>
+        </w:tc>
+        <w:tc>
+          <w:tcPr>
+            <w:tcW w:w="3115" w:type="dxa"/>
+          </w:tcPr>
+          <w:p>
+            <w:pPr>
+              <w:rPr>
+                <w:rFonts w:ascii="Arial" w:hAnsi="Arial" w:cs="Arial"/>
+                <w:sz w:val="28"/>
+                <w:szCs w:val="28"/>
+              </w:rPr>
+            </w:pPr>
+            <w:r>
+              <w:rPr>
+                <w:rFonts w:ascii="Arial" w:hAnsi="Arial" w:cs="Arial"/>
+                <w:sz w:val="28"/>
+                <w:szCs w:val="28"/>
+              </w:rPr>
+              <w:t>Očakavana ČZ</w:t>
+            </w:r>
+          </w:p>
+        </w:tc>
+        <w:tc>
+          <w:tcPr>
+            <w:tcW w:w="3115" w:type="dxa"/>
+          </w:tcPr>
+          <w:p>
+            <w:pPr>
+              <w:rPr>
+                <w:rFonts w:ascii="Arial" w:hAnsi="Arial" w:cs="Arial"/>
+                <w:sz w:val="28"/>
+                <w:szCs w:val="28"/>
+              </w:rPr>
+            </w:pPr>
+            <w:r>
+              <w:rPr>
+                <w:rFonts w:ascii="Arial" w:hAnsi="Arial" w:cs="Arial"/>
+                <w:sz w:val="28"/>
+                <w:szCs w:val="28"/>
+              </w:rPr>
+              <w:t>ČZ implementacií</w:t>
+            </w:r>
+          </w:p>
+        </w:tc>
+      </w:tr>
+      <w:tr>
+        <w:tc>
+          <w:tcPr>
+            <w:tcW w:w="3115" w:type="dxa"/>
+          </w:tcPr>
+          <w:p>
+            <w:pPr>
+              <w:rPr>
+                <w:rFonts w:ascii="Arial" w:hAnsi="Arial" w:cs="Arial"/>
+                <w:sz w:val="28"/>
+                <w:szCs w:val="28"/>
+              </w:rPr>
+            </w:pPr>
+            <w:r>
+              <w:rPr>
+                <w:rFonts w:ascii="Arial" w:hAnsi="Arial" w:cs="Arial"/>
+                <w:sz w:val="28"/>
+                <w:szCs w:val="28"/>
+              </w:rPr>
+              <w:t>Insert</w:t>
+            </w:r>
+          </w:p>
+        </w:tc>
+        <w:tc>
+          <w:tcPr>
+            <w:tcW w:w="3115" w:type="dxa"/>
+          </w:tcPr>
+          <w:p>
+            <w:pPr>
+              <w:rPr>
+                <w:rFonts w:ascii="Arial" w:hAnsi="Arial" w:cs="Arial"/>
+                <w:sz w:val="28"/>
+                <w:szCs w:val="28"/>
+              </w:rPr>
+            </w:pPr>
+            <w:r>
+              <w:rPr>
+                <w:rFonts w:ascii="Arial" w:hAnsi="Arial" w:cs="Arial"/>
+                <w:sz w:val="28"/>
+                <w:szCs w:val="28"/>
+              </w:rPr>
+              <w:t>O(log(n))</w:t>
+            </w:r>
+          </w:p>
+        </w:tc>
+        <w:tc>
+          <w:tcPr>
+            <w:tcW w:w="3115" w:type="dxa"/>
+          </w:tcPr>
+          <w:p>
+            <w:pPr>
+              <w:rPr>
+                <w:rFonts w:ascii="Arial" w:hAnsi="Arial" w:cs="Arial"/>
+                <w:sz w:val="28"/>
+                <w:szCs w:val="28"/>
+              </w:rPr>
+            </w:pPr>
+            <w:r>
+              <w:rPr>
+                <w:rFonts w:ascii="Arial" w:hAnsi="Arial" w:cs="Arial"/>
+                <w:sz w:val="28"/>
+                <w:szCs w:val="28"/>
+              </w:rPr>
+              <w:t>O(log(n))</w:t>
+            </w:r>
+          </w:p>
+        </w:tc>
+      </w:tr>
+      <w:tr>
+        <w:tc>
+          <w:tcPr>
+            <w:tcW w:w="3115" w:type="dxa"/>
+          </w:tcPr>
+          <w:p>
+            <w:pPr>
+              <w:rPr>
+                <w:rFonts w:ascii="Arial" w:hAnsi="Arial" w:cs="Arial"/>
+                <w:sz w:val="28"/>
+                <w:szCs w:val="28"/>
+              </w:rPr>
+            </w:pPr>
+            <w:r>
+              <w:rPr>
+                <w:rFonts w:ascii="Arial" w:hAnsi="Arial" w:cs="Arial"/>
+                <w:sz w:val="28"/>
+                <w:szCs w:val="28"/>
+              </w:rPr>
+              <w:t>Search</w:t>
+            </w:r>
+          </w:p>
+        </w:tc>
+        <w:tc>
+          <w:tcPr>
+            <w:tcW w:w="3115" w:type="dxa"/>
+          </w:tcPr>
+          <w:p>
+            <w:pPr>
+              <w:rPr>
+                <w:rFonts w:ascii="Arial" w:hAnsi="Arial" w:cs="Arial"/>
+                <w:sz w:val="28"/>
+                <w:szCs w:val="28"/>
+              </w:rPr>
+            </w:pPr>
+            <w:r>
+              <w:rPr>
+                <w:rFonts w:ascii="Arial" w:hAnsi="Arial" w:cs="Arial"/>
+                <w:sz w:val="28"/>
+                <w:szCs w:val="28"/>
+              </w:rPr>
+              <w:t>O(log(n))</w:t>
+            </w:r>
+          </w:p>
+        </w:tc>
+        <w:tc>
+          <w:tcPr>
+            <w:tcW w:w="3115" w:type="dxa"/>
+          </w:tcPr>
+          <w:p>
+            <w:pPr>
+              <w:rPr>
+                <w:rFonts w:ascii="Arial" w:hAnsi="Arial" w:cs="Arial"/>
+                <w:sz w:val="28"/>
+                <w:szCs w:val="28"/>
+              </w:rPr>
+            </w:pPr>
+            <w:r>
+              <w:rPr>
+                <w:rFonts w:ascii="Arial" w:hAnsi="Arial" w:cs="Arial"/>
+                <w:sz w:val="28"/>
+                <w:szCs w:val="28"/>
+              </w:rPr>
+              <w:t>O(log(n))</w:t>
+            </w:r>
+          </w:p>
+        </w:tc>
+      </w:tr>
+      <w:tr>
+        <w:tc>
+          <w:tcPr>
+            <w:tcW w:w="3115" w:type="dxa"/>
+          </w:tcPr>
+          <w:p>
+            <w:pPr>
+              <w:rPr>
+                <w:rFonts w:ascii="Arial" w:hAnsi="Arial" w:cs="Arial"/>
+                <w:sz w:val="28"/>
+                <w:szCs w:val="28"/>
+              </w:rPr>
+            </w:pPr>
+            <w:r>
+              <w:rPr>
+                <w:rFonts w:ascii="Arial" w:hAnsi="Arial" w:cs="Arial"/>
+                <w:sz w:val="28"/>
+                <w:szCs w:val="28"/>
+              </w:rPr>
+              <w:t>Delete</w:t>
+            </w:r>
+          </w:p>
+        </w:tc>
+        <w:tc>
+          <w:tcPr>
+            <w:tcW w:w="3115" w:type="dxa"/>
+          </w:tcPr>
+          <w:p>
+            <w:pPr>
+              <w:rPr>
+                <w:rFonts w:ascii="Arial" w:hAnsi="Arial" w:cs="Arial"/>
+                <w:sz w:val="28"/>
+                <w:szCs w:val="28"/>
+              </w:rPr>
+            </w:pPr>
+            <w:r>
+              <w:rPr>
+                <w:rFonts w:ascii="Arial" w:hAnsi="Arial" w:cs="Arial"/>
+                <w:sz w:val="28"/>
+                <w:szCs w:val="28"/>
+              </w:rPr>
+              <w:t>O(log(n))</w:t>
+            </w:r>
+          </w:p>
+        </w:tc>
+        <w:tc>
+          <w:tcPr>
+            <w:tcW w:w="3115" w:type="dxa"/>
+          </w:tcPr>
+          <w:p>
+            <w:pPr>
+              <w:rPr>
+                <w:rFonts w:ascii="Arial" w:hAnsi="Arial" w:cs="Arial"/>
+                <w:sz w:val="28"/>
+                <w:szCs w:val="28"/>
+              </w:rPr>
+            </w:pPr>
+            <w:r>
+              <w:rPr>
+                <w:rFonts w:ascii="Arial" w:hAnsi="Arial" w:cs="Arial"/>
+                <w:sz w:val="28"/>
+                <w:szCs w:val="28"/>
+              </w:rPr>
+              <w:t>O(log(n))</w:t>
+            </w:r>
+          </w:p>
+        </w:tc>
+      </w:tr>
+    </w:tbl>
+    <w:p>
+      <w:pPr>
+        <w:rPr>
+          <w:rFonts w:ascii="Arial" w:hAnsi="Arial" w:cs="Arial"/>
+          <w:sz w:val="28"/>
+          <w:szCs w:val="28"/>
+        </w:rPr>
+      </w:pPr>
+    </w:p>
+    <w:p>
+      <w:pPr>
+        <w:pStyle w:val="a7"/>
+        <w:numPr>
+          <w:ilvl w:val="0"/>
+          <w:numId w:val="1"/>
+        </w:numPr>
+        <w:jc w:val="center"/>
+        <w:rPr>
+          <w:rFonts w:ascii="Arial" w:hAnsi="Arial" w:cs="Arial"/>
+          <w:sz w:val="40"/>
+          <w:szCs w:val="40"/>
+          <w:lang w:val="en-US"/>
+        </w:rPr>
+      </w:pPr>
+      <w:r>
+        <w:rPr>
+          <w:rFonts w:ascii="Arial" w:hAnsi="Arial" w:cs="Arial"/>
+          <w:sz w:val="40"/>
+          <w:szCs w:val="40"/>
+        </w:rPr>
+        <w:t xml:space="preserve">Implementácia </w:t>
+      </w:r>
+      <w:r>
+        <w:rPr>
+          <w:rFonts w:ascii="Arial" w:hAnsi="Arial" w:cs="Arial"/>
+          <w:sz w:val="40"/>
+          <w:szCs w:val="40"/>
+        </w:rPr>
+        <w:t>Splay</w:t>
+      </w:r>
+      <w:r>
+        <w:rPr>
+          <w:rFonts w:ascii="Arial" w:hAnsi="Arial" w:cs="Arial"/>
+          <w:sz w:val="40"/>
+          <w:szCs w:val="40"/>
+        </w:rPr>
+        <w:t xml:space="preserve"> binárneho vyhľadávacieho stromu</w:t>
+      </w:r>
+    </w:p>
+    <w:p>
+      <w:pPr>
+        <w:rPr>
+          <w:rFonts w:ascii="Arial" w:hAnsi="Arial" w:cs="Arial"/>
+          <w:sz w:val="28"/>
+          <w:szCs w:val="28"/>
+          <w:lang w:val="ru-RU"/>
+        </w:rPr>
+      </w:pPr>
+      <w:r>
+        <w:rPr>
+          <w:rFonts w:ascii="Arial" w:hAnsi="Arial" w:cs="Arial"/>
+          <w:sz w:val="28"/>
+          <w:szCs w:val="28"/>
+        </w:rPr>
+        <w:t>Splay strom je samooptimalizujúci binárny vyhľadávací strom, v ktorom sa pri každom prístupe k prvku vykoná operácia „splay“ (presun uzla do koreňa).</w:t>
+      </w:r>
+      <w:r>
+        <w:rPr>
+          <w:rFonts w:ascii="Arial" w:hAnsi="Arial" w:cs="Arial"/>
+          <w:sz w:val="28"/>
+          <w:szCs w:val="28"/>
+        </w:rPr>
+        <w:br/>
+        <w:t>Tento presun sa realizuje pomocou rotácií (zig, zig-zig, zig-zag), čím sa často používané prvky dostávajú bližšie ku koreňu.</w:t>
+      </w:r>
+      <w:r>
+        <w:rPr>
+          <w:rFonts w:ascii="Arial" w:hAnsi="Arial" w:cs="Arial"/>
+          <w:sz w:val="28"/>
+          <w:szCs w:val="28"/>
+        </w:rPr>
+        <w:br/>
+        <w:t>Vďaka tomu je amortizovaná časová zložitosť operácií vyhľadávania, vkladania a mazania O(log n).</w:t>
+      </w:r>
+    </w:p>
+    <w:p>
+      <w:pPr>
+        <w:rPr>
+          <w:rFonts w:ascii="Arial" w:hAnsi="Arial" w:cs="Arial"/>
+          <w:sz w:val="28"/>
+          <w:szCs w:val="28"/>
+          <w:lang w:val="ru-RU"/>
+        </w:rPr>
+      </w:pPr>
+      <w:r>
+        <w:rPr>
+          <w:rFonts w:ascii="Arial" w:hAnsi="Arial" w:cs="Arial"/>
+          <w:sz w:val="28"/>
+          <w:szCs w:val="28"/>
+          <w:lang w:val="ru-RU"/>
+        </w:rPr>
+        <w:drawing>
+          <wp:inline distT="0" distB="0" distL="0" distR="0" wp14:anchorId="6F7EA4DE" wp14:editId="0B3801B9">
+            <wp:extent cx="5940425" cy="3517900"/>
+            <wp:effectExtent l="0" t="0" r="3175" b="6350"/>
+            <wp:docPr id="76030895" name="Рисунок 1"/>
+            <wp:cNvGraphicFramePr>
+              <a:graphicFrameLocks xmlns:a="http://schemas.openxmlformats.org/drawingml/2006/main" noChangeAspect="1"/>
+            </wp:cNvGraphicFramePr>
+            <a:graphic xmlns:a="http://schemas.openxmlformats.org/drawingml/2006/main">
+              <a:graphicData uri="http://schemas.openxmlformats.org/drawingml/2006/picture">
+                <pic:pic xmlns:pic="http://schemas.openxmlformats.org/drawingml/2006/picture">
+                  <pic:nvPicPr>
+                    <pic:cNvPr id="76030895" name=""/>
+                    <pic:cNvPicPr/>
+                  </pic:nvPicPr>
+                  <pic:blipFill>
+                    <a:blip r:embed="rId8"/>
+                    <a:stretch>
+                      <a:fillRect/>
+                    </a:stretch>
+                  </pic:blipFill>
+                  <pic:spPr>
+                    <a:xfrm>
+                      <a:off x="0" y="0"/>
+                      <a:ext cx="5940425" cy="3517900"/>
+                    </a:xfrm>
+                    <a:prstGeom prst="rect">
+                      <a:avLst/>
+                    </a:prstGeom>
+                  </pic:spPr>
+                </pic:pic>
+              </a:graphicData>
+            </a:graphic>
+          </wp:inline>
+        </w:drawing>
+      </w:r>
+    </w:p>
+    <w:p>
+      <w:pPr>
+        <w:rPr>
+          <w:rFonts w:ascii="Arial" w:hAnsi="Arial" w:cs="Arial"/>
+          <w:sz w:val="28"/>
+          <w:szCs w:val="28"/>
+          <w:lang w:val="ru-RU"/>
+        </w:rPr>
+      </w:pPr>
+      <w:r>
+        <w:rPr>
+          <w:rFonts w:ascii="Arial" w:hAnsi="Arial" w:cs="Arial"/>
+          <w:sz w:val="28"/>
+          <w:szCs w:val="28"/>
+        </w:rPr>
+        <w:t>Každá operácia insert je taká rýchla (~60 nanosekúnd), že kvôli obmedzenej presnosti knižnice time.h nie je možné presne zmerať jej časovú zložitosť.</w:t>
+      </w:r>
+      <w:r>
+        <w:rPr>
+          <w:rFonts w:ascii="Arial" w:hAnsi="Arial" w:cs="Arial"/>
+          <w:sz w:val="28"/>
+          <w:szCs w:val="28"/>
+        </w:rPr>
+        <w:br/>
+        <w:t>Ostatné dve funkcie majú podľa grafov logaritmický priebeh, čo naznačuje časovú zložitosť O(log n).</w:t>
+      </w:r>
+    </w:p>
+    <w:p>
+      <w:pPr>
+        <w:rPr>
+          <w:rFonts w:ascii="Arial" w:hAnsi="Arial" w:cs="Arial"/>
+          <w:sz w:val="28"/>
+          <w:szCs w:val="28"/>
+          <w:lang w:val="ru-RU"/>
+        </w:rPr>
+      </w:pPr>
+    </w:p>
+    <w:tbl>
+      <w:tblPr>
+        <w:tblStyle w:val="af0"/>
+        <w:tblW w:w="0" w:type="auto"/>
+        <w:tblLook w:val="04A0" w:firstRow="1" w:lastRow="0" w:firstColumn="1" w:lastColumn="0" w:noHBand="0" w:noVBand="1"/>
+      </w:tblPr>
+      <w:tblGrid>
+        <w:gridCol w:w="3115"/>
+        <w:gridCol w:w="3115"/>
+        <w:gridCol w:w="3115"/>
+      </w:tblGrid>
+      <w:tr>
+        <w:tc>
+          <w:tcPr>
+            <w:tcW w:w="3115" w:type="dxa"/>
+          </w:tcPr>
+          <w:p>
+            <w:pPr>
+              <w:rPr>
+                <w:rFonts w:ascii="Arial" w:hAnsi="Arial" w:cs="Arial"/>
+                <w:sz w:val="28"/>
+                <w:szCs w:val="28"/>
+              </w:rPr>
+            </w:pPr>
+            <w:r>
+              <w:rPr>
+                <w:rFonts w:ascii="Arial" w:hAnsi="Arial" w:cs="Arial"/>
+                <w:sz w:val="28"/>
+                <w:szCs w:val="28"/>
+              </w:rPr>
+              <w:lastRenderedPageBreak/>
+              <w:t>Splay</w:t>
+            </w:r>
+            <w:r>
+              <w:rPr>
+                <w:rFonts w:ascii="Arial" w:hAnsi="Arial" w:cs="Arial"/>
+                <w:sz w:val="28"/>
+                <w:szCs w:val="28"/>
+              </w:rPr>
+              <w:t xml:space="preserve"> operacia</w:t>
+            </w:r>
+          </w:p>
+        </w:tc>
+        <w:tc>
+          <w:tcPr>
+            <w:tcW w:w="3115" w:type="dxa"/>
+          </w:tcPr>
+          <w:p>
+            <w:pPr>
+              <w:rPr>
+                <w:rFonts w:ascii="Arial" w:hAnsi="Arial" w:cs="Arial"/>
+                <w:sz w:val="28"/>
+                <w:szCs w:val="28"/>
+              </w:rPr>
+            </w:pPr>
+            <w:r>
+              <w:rPr>
+                <w:rFonts w:ascii="Arial" w:hAnsi="Arial" w:cs="Arial"/>
+                <w:sz w:val="28"/>
+                <w:szCs w:val="28"/>
+              </w:rPr>
+              <w:t>Očakavana ČZ</w:t>
+            </w:r>
+          </w:p>
+        </w:tc>
+        <w:tc>
+          <w:tcPr>
+            <w:tcW w:w="3115" w:type="dxa"/>
+          </w:tcPr>
+          <w:p>
+            <w:pPr>
+              <w:rPr>
+                <w:rFonts w:ascii="Arial" w:hAnsi="Arial" w:cs="Arial"/>
+                <w:sz w:val="28"/>
+                <w:szCs w:val="28"/>
+              </w:rPr>
+            </w:pPr>
+            <w:r>
+              <w:rPr>
+                <w:rFonts w:ascii="Arial" w:hAnsi="Arial" w:cs="Arial"/>
+                <w:sz w:val="28"/>
+                <w:szCs w:val="28"/>
+              </w:rPr>
+              <w:t>ČZ implementacií</w:t>
+            </w:r>
+          </w:p>
+        </w:tc>
+      </w:tr>
+      <w:tr>
+        <w:tc>
+          <w:tcPr>
+            <w:tcW w:w="3115" w:type="dxa"/>
+          </w:tcPr>
+          <w:p>
+            <w:pPr>
+              <w:rPr>
+                <w:rFonts w:ascii="Arial" w:hAnsi="Arial" w:cs="Arial"/>
+                <w:sz w:val="28"/>
+                <w:szCs w:val="28"/>
+              </w:rPr>
+            </w:pPr>
+            <w:r>
+              <w:rPr>
+                <w:rFonts w:ascii="Arial" w:hAnsi="Arial" w:cs="Arial"/>
+                <w:sz w:val="28"/>
+                <w:szCs w:val="28"/>
+              </w:rPr>
+              <w:t>Insert</w:t>
+            </w:r>
+          </w:p>
+        </w:tc>
+        <w:tc>
+          <w:tcPr>
+            <w:tcW w:w="3115" w:type="dxa"/>
+          </w:tcPr>
+          <w:p>
+            <w:pPr>
+              <w:rPr>
+                <w:rFonts w:ascii="Arial" w:hAnsi="Arial" w:cs="Arial"/>
+                <w:sz w:val="28"/>
+                <w:szCs w:val="28"/>
+              </w:rPr>
+            </w:pPr>
+            <w:r>
+              <w:rPr>
+                <w:rFonts w:ascii="Arial" w:hAnsi="Arial" w:cs="Arial"/>
+                <w:sz w:val="28"/>
+                <w:szCs w:val="28"/>
+              </w:rPr>
+              <w:t>O(log(n))</w:t>
+            </w:r>
+          </w:p>
+        </w:tc>
+        <w:tc>
+          <w:tcPr>
+            <w:tcW w:w="3115" w:type="dxa"/>
+          </w:tcPr>
+          <w:p>
+            <w:pPr>
+              <w:rPr>
+                <w:rFonts w:ascii="Arial" w:hAnsi="Arial" w:cs="Arial"/>
+                <w:sz w:val="28"/>
+                <w:szCs w:val="28"/>
+              </w:rPr>
+            </w:pPr>
+            <w:r>
+              <w:rPr>
+                <w:rFonts w:ascii="Arial" w:hAnsi="Arial" w:cs="Arial"/>
+                <w:sz w:val="28"/>
+                <w:szCs w:val="28"/>
+              </w:rPr>
+              <w:t xml:space="preserve">Nemožne </w:t>
+            </w:r>
+            <w:r>
+              <w:rPr>
+                <w:rFonts w:ascii="Arial" w:hAnsi="Arial" w:cs="Arial"/>
+                <w:sz w:val="28"/>
+                <w:szCs w:val="28"/>
+              </w:rPr>
+              <w:t>zmerať</w:t>
+            </w:r>
+          </w:p>
+        </w:tc>
+      </w:tr>
+      <w:tr>
+        <w:tc>
+          <w:tcPr>
+            <w:tcW w:w="3115" w:type="dxa"/>
+          </w:tcPr>
+          <w:p>
+            <w:pPr>
+              <w:rPr>
+                <w:rFonts w:ascii="Arial" w:hAnsi="Arial" w:cs="Arial"/>
+                <w:sz w:val="28"/>
+                <w:szCs w:val="28"/>
+              </w:rPr>
+            </w:pPr>
+            <w:r>
+              <w:rPr>
+                <w:rFonts w:ascii="Arial" w:hAnsi="Arial" w:cs="Arial"/>
+                <w:sz w:val="28"/>
+                <w:szCs w:val="28"/>
+              </w:rPr>
+              <w:t>Search</w:t>
+            </w:r>
+          </w:p>
+        </w:tc>
+        <w:tc>
+          <w:tcPr>
+            <w:tcW w:w="3115" w:type="dxa"/>
+          </w:tcPr>
+          <w:p>
+            <w:pPr>
+              <w:rPr>
+                <w:rFonts w:ascii="Arial" w:hAnsi="Arial" w:cs="Arial"/>
+                <w:sz w:val="28"/>
+                <w:szCs w:val="28"/>
+              </w:rPr>
+            </w:pPr>
+            <w:r>
+              <w:rPr>
+                <w:rFonts w:ascii="Arial" w:hAnsi="Arial" w:cs="Arial"/>
+                <w:sz w:val="28"/>
+                <w:szCs w:val="28"/>
+              </w:rPr>
+              <w:t>O(log(n))</w:t>
+            </w:r>
+          </w:p>
+        </w:tc>
+        <w:tc>
+          <w:tcPr>
+            <w:tcW w:w="3115" w:type="dxa"/>
+          </w:tcPr>
+          <w:p>
+            <w:pPr>
+              <w:rPr>
+                <w:rFonts w:ascii="Arial" w:hAnsi="Arial" w:cs="Arial"/>
+                <w:sz w:val="28"/>
+                <w:szCs w:val="28"/>
+              </w:rPr>
+            </w:pPr>
+            <w:r>
+              <w:rPr>
+                <w:rFonts w:ascii="Arial" w:hAnsi="Arial" w:cs="Arial"/>
+                <w:sz w:val="28"/>
+                <w:szCs w:val="28"/>
+              </w:rPr>
+              <w:t>O(log(n))</w:t>
+            </w:r>
+          </w:p>
+        </w:tc>
+      </w:tr>
+      <w:tr>
+        <w:tc>
+          <w:tcPr>
+            <w:tcW w:w="3115" w:type="dxa"/>
+          </w:tcPr>
+          <w:p>
+            <w:pPr>
+              <w:rPr>
+                <w:rFonts w:ascii="Arial" w:hAnsi="Arial" w:cs="Arial"/>
+                <w:sz w:val="28"/>
+                <w:szCs w:val="28"/>
+              </w:rPr>
+            </w:pPr>
+            <w:r>
+              <w:rPr>
+                <w:rFonts w:ascii="Arial" w:hAnsi="Arial" w:cs="Arial"/>
+                <w:sz w:val="28"/>
+                <w:szCs w:val="28"/>
+              </w:rPr>
+              <w:t>Delete</w:t>
+            </w:r>
+          </w:p>
+        </w:tc>
+        <w:tc>
+          <w:tcPr>
+            <w:tcW w:w="3115" w:type="dxa"/>
+          </w:tcPr>
+          <w:p>
+            <w:pPr>
+              <w:rPr>
+                <w:rFonts w:ascii="Arial" w:hAnsi="Arial" w:cs="Arial"/>
+                <w:sz w:val="28"/>
+                <w:szCs w:val="28"/>
+              </w:rPr>
+            </w:pPr>
+            <w:r>
+              <w:rPr>
+                <w:rFonts w:ascii="Arial" w:hAnsi="Arial" w:cs="Arial"/>
+                <w:sz w:val="28"/>
+                <w:szCs w:val="28"/>
+              </w:rPr>
+              <w:t>O(log(n))</w:t>
+            </w:r>
+          </w:p>
+        </w:tc>
+        <w:tc>
+          <w:tcPr>
+            <w:tcW w:w="3115" w:type="dxa"/>
+          </w:tcPr>
+          <w:p>
+            <w:pPr>
+              <w:rPr>
+                <w:rFonts w:ascii="Arial" w:hAnsi="Arial" w:cs="Arial"/>
+                <w:sz w:val="28"/>
+                <w:szCs w:val="28"/>
+              </w:rPr>
+            </w:pPr>
+            <w:r>
+              <w:rPr>
+                <w:rFonts w:ascii="Arial" w:hAnsi="Arial" w:cs="Arial"/>
+                <w:sz w:val="28"/>
+                <w:szCs w:val="28"/>
+              </w:rPr>
+              <w:t>O(log(n))</w:t>
+            </w:r>
+          </w:p>
+        </w:tc>
+      </w:tr>
+    </w:tbl>
+    <w:p>
+      <w:pPr>
+        <w:pStyle w:val="a7"/>
+        <w:ind w:left="1080"/>
+        <w:rPr>
+          <w:rFonts w:ascii="Arial" w:hAnsi="Arial" w:cs="Arial"/>
+          <w:sz w:val="40"/>
+          <w:szCs w:val="40"/>
+          <w:lang w:val="en-US"/>
+        </w:rPr>
+      </w:pPr>
+    </w:p>
+    <w:p>
+      <w:pPr>
+        <w:pStyle w:val="a7"/>
+        <w:numPr>
+          <w:ilvl w:val="0"/>
+          <w:numId w:val="1"/>
+        </w:numPr>
+        <w:jc w:val="center"/>
+        <w:rPr>
+          <w:rFonts w:ascii="Arial" w:hAnsi="Arial" w:cs="Arial"/>
+          <w:sz w:val="40"/>
+          <w:szCs w:val="40"/>
+          <w:lang w:val="en-US"/>
+        </w:rPr>
+      </w:pPr>
+      <w:r>
+        <w:rPr>
+          <w:rFonts w:ascii="Arial" w:hAnsi="Arial" w:cs="Arial"/>
+          <w:sz w:val="40"/>
+          <w:szCs w:val="40"/>
+        </w:rPr>
+        <w:t>Implementácia hašovacej tabuľky s</w:t>
+      </w:r>
+      <w:r>
+        <w:rPr>
+          <w:rFonts w:ascii="Arial" w:hAnsi="Arial" w:cs="Arial"/>
+          <w:sz w:val="40"/>
+          <w:szCs w:val="40"/>
+        </w:rPr>
+        <w:t> </w:t>
+      </w:r>
+      <w:r>
+        <w:rPr>
+          <w:rFonts w:ascii="Arial" w:hAnsi="Arial" w:cs="Arial"/>
+          <w:sz w:val="40"/>
+          <w:szCs w:val="40"/>
+        </w:rPr>
+        <w:t>reťazením</w:t>
+      </w:r>
+    </w:p>
+    <w:p>
+      <w:pPr>
+        <w:rPr>
+          <w:rFonts w:ascii="Arial" w:hAnsi="Arial" w:cs="Arial"/>
+          <w:sz w:val="28"/>
+          <w:szCs w:val="28"/>
+          <w:lang w:val="uk-UA"/>
+        </w:rPr>
+      </w:pPr>
+      <w:r>
+        <w:rPr>
+          <w:rFonts w:ascii="Arial" w:hAnsi="Arial" w:cs="Arial"/>
+          <w:sz w:val="28"/>
+          <w:szCs w:val="28"/>
+        </w:rPr>
+        <w:t>Hašovacia tabuľka s reťazením ukladá prvky do poľa, kde každý index obsahuje zoznam (reťazec) prvkov s rovnakým hashom.</w:t>
+      </w:r>
+      <w:r>
+        <w:rPr>
+          <w:rFonts w:ascii="Arial" w:hAnsi="Arial" w:cs="Arial"/>
+          <w:sz w:val="28"/>
+          <w:szCs w:val="28"/>
+        </w:rPr>
+        <w:br/>
+        <w:t>Pri kolízii (keď majú dva prvky rovnaký index) sa nový prvok jednoducho pridá do zoznamu na danom mieste.</w:t>
+      </w:r>
+      <w:r>
+        <w:rPr>
+          <w:rFonts w:ascii="Arial" w:hAnsi="Arial" w:cs="Arial"/>
+          <w:sz w:val="28"/>
+          <w:szCs w:val="28"/>
+        </w:rPr>
+        <w:br/>
+        <w:t>Priemerná časová zložitosť operácií vyhľadávania, vkladania a mazania je O(1)</w:t>
+      </w:r>
+      <w:r>
+        <w:rPr>
+          <w:rFonts w:ascii="Arial" w:hAnsi="Arial" w:cs="Arial"/>
+          <w:sz w:val="28"/>
+          <w:szCs w:val="28"/>
+          <w:lang w:val="uk-UA"/>
+        </w:rPr>
+        <w:t>.</w:t>
+      </w:r>
+    </w:p>
+    <w:p>
+      <w:pPr>
+        <w:rPr>
+          <w:rFonts w:ascii="Arial" w:hAnsi="Arial" w:cs="Arial"/>
+          <w:sz w:val="28"/>
+          <w:szCs w:val="28"/>
+          <w:lang w:val="uk-UA"/>
+        </w:rPr>
+      </w:pPr>
+      <w:r>
+        <w:rPr>
+          <w:rFonts w:ascii="Arial" w:hAnsi="Arial" w:cs="Arial"/>
+          <w:sz w:val="28"/>
+          <w:szCs w:val="28"/>
+          <w:lang w:val="uk-UA"/>
+        </w:rPr>
+        <w:drawing>
+          <wp:inline distT="0" distB="0" distL="0" distR="0" wp14:anchorId="79D25BBF" wp14:editId="733EECEB">
+            <wp:extent cx="5940425" cy="3551555"/>
+            <wp:effectExtent l="0" t="0" r="3175" b="0"/>
+            <wp:docPr id="157861441" name="Рисунок 1"/>
+            <wp:cNvGraphicFramePr>
+              <a:graphicFrameLocks xmlns:a="http://schemas.openxmlformats.org/drawingml/2006/main" noChangeAspect="1"/>
+            </wp:cNvGraphicFramePr>
+            <a:graphic xmlns:a="http://schemas.openxmlformats.org/drawingml/2006/main">
+              <a:graphicData uri="http://schemas.openxmlformats.org/drawingml/2006/picture">
+                <pic:pic xmlns:pic="http://schemas.openxmlformats.org/drawingml/2006/picture">
+                  <pic:nvPicPr>
+                    <pic:cNvPr id="157861441" name=""/>
+                    <pic:cNvPicPr/>
+                  </pic:nvPicPr>
+                  <pic:blipFill>
+                    <a:blip r:embed="rId9"/>
+                    <a:stretch>
+                      <a:fillRect/>
+                    </a:stretch>
+                  </pic:blipFill>
+                  <pic:spPr>
+                    <a:xfrm>
+                      <a:off x="0" y="0"/>
+                      <a:ext cx="5940425" cy="3551555"/>
+                    </a:xfrm>
+                    <a:prstGeom prst="rect">
+                      <a:avLst/>
+                    </a:prstGeom>
+                  </pic:spPr>
+                </pic:pic>
+              </a:graphicData>
+            </a:graphic>
+          </wp:inline>
+        </w:drawing>
+      </w:r>
+    </w:p>
+    <w:p>
+      <w:pPr>
+        <w:rPr>
+          <w:rFonts w:ascii="Arial" w:hAnsi="Arial" w:cs="Arial"/>
+          <w:sz w:val="28"/>
+          <w:szCs w:val="28"/>
+          <w:lang w:val="uk-UA"/>
+        </w:rPr>
+      </w:pPr>
+    </w:p>
+    <w:p>
+      <w:pPr>
+        <w:rPr>
+          <w:rFonts w:ascii="Arial" w:hAnsi="Arial" w:cs="Arial"/>
+          <w:sz w:val="28"/>
+          <w:szCs w:val="28"/>
+          <w:lang w:val="ru-RU"/>
+        </w:rPr>
+      </w:pPr>
+      <w:r>
+        <w:rPr>
+          <w:rFonts w:ascii="Arial" w:hAnsi="Arial" w:cs="Arial"/>
+          <w:sz w:val="28"/>
+          <w:szCs w:val="28"/>
+        </w:rPr>
+        <w:t>Ako môžeme vidieť z grafov, približný čas vykonania každej operácie je O(1), čo zodpovedá očakávaniam.</w:t>
+      </w:r>
+    </w:p>
+    <w:p>
+      <w:pPr>
+        <w:rPr>
+          <w:rFonts w:ascii="Arial" w:hAnsi="Arial" w:cs="Arial"/>
+          <w:sz w:val="28"/>
+          <w:szCs w:val="28"/>
+          <w:lang w:val="ru-RU"/>
+        </w:rPr>
+      </w:pPr>
+    </w:p>
+    <w:p>
+      <w:pPr>
+        <w:rPr>
+          <w:rFonts w:ascii="Arial" w:hAnsi="Arial" w:cs="Arial"/>
+          <w:sz w:val="28"/>
+          <w:szCs w:val="28"/>
+          <w:lang w:val="ru-RU"/>
+        </w:rPr>
+      </w:pPr>
+    </w:p>
+    <w:p>
+      <w:pPr>
+        <w:rPr>
+          <w:rFonts w:ascii="Arial" w:hAnsi="Arial" w:cs="Arial"/>
+          <w:sz w:val="28"/>
+          <w:szCs w:val="28"/>
+          <w:lang w:val="ru-RU"/>
+        </w:rPr>
+      </w:pPr>
+    </w:p>
+    <w:p>
+      <w:pPr>
+        <w:rPr>
+          <w:rFonts w:ascii="Arial" w:hAnsi="Arial" w:cs="Arial"/>
+          <w:sz w:val="28"/>
+          <w:szCs w:val="28"/>
+          <w:lang w:val="ru-RU"/>
+        </w:rPr>
+      </w:pPr>
+    </w:p>
+    <w:tbl>
+      <w:tblPr>
+        <w:tblStyle w:val="af0"/>
+        <w:tblW w:w="0" w:type="auto"/>
+        <w:tblLook w:val="04A0" w:firstRow="1" w:lastRow="0" w:firstColumn="1" w:lastColumn="0" w:noHBand="0" w:noVBand="1"/>
+      </w:tblPr>
+      <w:tblGrid>
+        <w:gridCol w:w="3115"/>
+        <w:gridCol w:w="3115"/>
+        <w:gridCol w:w="3115"/>
+      </w:tblGrid>
+      <w:tr>
+        <w:tc>
+          <w:tcPr>
+            <w:tcW w:w="3115" w:type="dxa"/>
+          </w:tcPr>
+          <w:p>
+            <w:pPr>
+              <w:rPr>
+                <w:rFonts w:ascii="Arial" w:hAnsi="Arial" w:cs="Arial"/>
+                <w:sz w:val="28"/>
+                <w:szCs w:val="28"/>
+                <w:lang w:val="ru-RU"/>
+              </w:rPr>
+            </w:pPr>
+            <w:r>
+              <w:rPr>
+                <w:rFonts w:ascii="Arial" w:hAnsi="Arial" w:cs="Arial"/>
+                <w:sz w:val="28"/>
+                <w:szCs w:val="28"/>
+              </w:rPr>
+              <w:lastRenderedPageBreak/>
+              <w:t>Hash table operation</w:t>
+            </w:r>
+          </w:p>
+        </w:tc>
+        <w:tc>
+          <w:tcPr>
+            <w:tcW w:w="3115" w:type="dxa"/>
+          </w:tcPr>
+          <w:p>
+            <w:pPr>
+              <w:rPr>
+                <w:rFonts w:ascii="Arial" w:hAnsi="Arial" w:cs="Arial"/>
+                <w:sz w:val="28"/>
+                <w:szCs w:val="28"/>
+              </w:rPr>
+            </w:pPr>
+            <w:r>
+              <w:rPr>
+                <w:rFonts w:ascii="Arial" w:hAnsi="Arial" w:cs="Arial"/>
+                <w:sz w:val="28"/>
+                <w:szCs w:val="28"/>
+              </w:rPr>
+              <w:t>Očakavana ČZ</w:t>
+            </w:r>
+          </w:p>
+        </w:tc>
+        <w:tc>
+          <w:tcPr>
+            <w:tcW w:w="3115" w:type="dxa"/>
+          </w:tcPr>
+          <w:p>
+            <w:pPr>
+              <w:rPr>
+                <w:rFonts w:ascii="Arial" w:hAnsi="Arial" w:cs="Arial"/>
+                <w:sz w:val="28"/>
+                <w:szCs w:val="28"/>
+              </w:rPr>
+            </w:pPr>
+            <w:r>
+              <w:rPr>
+                <w:rFonts w:ascii="Arial" w:hAnsi="Arial" w:cs="Arial"/>
+                <w:sz w:val="28"/>
+                <w:szCs w:val="28"/>
+              </w:rPr>
+              <w:t>ČZ implementacií</w:t>
+            </w:r>
+          </w:p>
+        </w:tc>
+      </w:tr>
+      <w:tr>
+        <w:tc>
+          <w:tcPr>
+            <w:tcW w:w="3115" w:type="dxa"/>
+          </w:tcPr>
+          <w:p>
+            <w:pPr>
+              <w:rPr>
+                <w:rFonts w:ascii="Arial" w:hAnsi="Arial" w:cs="Arial"/>
+                <w:sz w:val="28"/>
+                <w:szCs w:val="28"/>
+              </w:rPr>
+            </w:pPr>
+            <w:r>
+              <w:rPr>
+                <w:rFonts w:ascii="Arial" w:hAnsi="Arial" w:cs="Arial"/>
+                <w:sz w:val="28"/>
+                <w:szCs w:val="28"/>
+              </w:rPr>
+              <w:t>Insert</w:t>
+            </w:r>
+          </w:p>
+        </w:tc>
+        <w:tc>
+          <w:tcPr>
+            <w:tcW w:w="3115" w:type="dxa"/>
+          </w:tcPr>
+          <w:p>
+            <w:pPr>
+              <w:rPr>
+                <w:rFonts w:ascii="Arial" w:hAnsi="Arial" w:cs="Arial"/>
+                <w:sz w:val="28"/>
+                <w:szCs w:val="28"/>
+              </w:rPr>
+            </w:pPr>
+            <w:r>
+              <w:rPr>
+                <w:rFonts w:ascii="Arial" w:hAnsi="Arial" w:cs="Arial"/>
+                <w:sz w:val="28"/>
+                <w:szCs w:val="28"/>
+              </w:rPr>
+              <w:t>O(</w:t>
+            </w:r>
+            <w:r>
+              <w:rPr>
+                <w:rFonts w:ascii="Arial" w:hAnsi="Arial" w:cs="Arial"/>
+                <w:sz w:val="28"/>
+                <w:szCs w:val="28"/>
+              </w:rPr>
+              <w:t>1</w:t>
+            </w:r>
+            <w:r>
+              <w:rPr>
+                <w:rFonts w:ascii="Arial" w:hAnsi="Arial" w:cs="Arial"/>
+                <w:sz w:val="28"/>
+                <w:szCs w:val="28"/>
+              </w:rPr>
+              <w:t>)</w:t>
+            </w:r>
+          </w:p>
+        </w:tc>
+        <w:tc>
+          <w:tcPr>
+            <w:tcW w:w="3115" w:type="dxa"/>
+          </w:tcPr>
+          <w:p>
+            <w:pPr>
+              <w:rPr>
+                <w:rFonts w:ascii="Arial" w:hAnsi="Arial" w:cs="Arial"/>
+                <w:sz w:val="28"/>
+                <w:szCs w:val="28"/>
+              </w:rPr>
+            </w:pPr>
+            <w:r>
+              <w:rPr>
+                <w:rFonts w:ascii="Arial" w:hAnsi="Arial" w:cs="Arial"/>
+                <w:sz w:val="28"/>
+                <w:szCs w:val="28"/>
+              </w:rPr>
+              <w:t>O(1)</w:t>
+            </w:r>
+          </w:p>
+        </w:tc>
+      </w:tr>
+      <w:tr>
+        <w:tc>
+          <w:tcPr>
+            <w:tcW w:w="3115" w:type="dxa"/>
+          </w:tcPr>
+          <w:p>
+            <w:pPr>
+              <w:rPr>
+                <w:rFonts w:ascii="Arial" w:hAnsi="Arial" w:cs="Arial"/>
+                <w:sz w:val="28"/>
+                <w:szCs w:val="28"/>
+              </w:rPr>
+            </w:pPr>
+            <w:r>
+              <w:rPr>
+                <w:rFonts w:ascii="Arial" w:hAnsi="Arial" w:cs="Arial"/>
+                <w:sz w:val="28"/>
+                <w:szCs w:val="28"/>
+              </w:rPr>
+              <w:t>Search</w:t>
+            </w:r>
+          </w:p>
+        </w:tc>
+        <w:tc>
+          <w:tcPr>
+            <w:tcW w:w="3115" w:type="dxa"/>
+          </w:tcPr>
+          <w:p>
+            <w:pPr>
+              <w:rPr>
+                <w:rFonts w:ascii="Arial" w:hAnsi="Arial" w:cs="Arial"/>
+                <w:sz w:val="28"/>
+                <w:szCs w:val="28"/>
+              </w:rPr>
+            </w:pPr>
+            <w:r>
+              <w:rPr>
+                <w:rFonts w:ascii="Arial" w:hAnsi="Arial" w:cs="Arial"/>
+                <w:sz w:val="28"/>
+                <w:szCs w:val="28"/>
+              </w:rPr>
+              <w:t>O(</w:t>
+            </w:r>
+            <w:r>
+              <w:rPr>
+                <w:rFonts w:ascii="Arial" w:hAnsi="Arial" w:cs="Arial"/>
+                <w:sz w:val="28"/>
+                <w:szCs w:val="28"/>
+              </w:rPr>
+              <w:t>1)</w:t>
+            </w:r>
+          </w:p>
+        </w:tc>
+        <w:tc>
+          <w:tcPr>
+            <w:tcW w:w="3115" w:type="dxa"/>
+          </w:tcPr>
+          <w:p>
+            <w:pPr>
+              <w:rPr>
+                <w:rFonts w:ascii="Arial" w:hAnsi="Arial" w:cs="Arial"/>
+                <w:sz w:val="28"/>
+                <w:szCs w:val="28"/>
+              </w:rPr>
+            </w:pPr>
+            <w:r>
+              <w:rPr>
+                <w:rFonts w:ascii="Arial" w:hAnsi="Arial" w:cs="Arial"/>
+                <w:sz w:val="28"/>
+                <w:szCs w:val="28"/>
+              </w:rPr>
+              <w:t>O(1)</w:t>
+            </w:r>
+          </w:p>
+        </w:tc>
+      </w:tr>
+      <w:tr>
+        <w:tc>
+          <w:tcPr>
+            <w:tcW w:w="3115" w:type="dxa"/>
+          </w:tcPr>
+          <w:p>
+            <w:pPr>
+              <w:rPr>
+                <w:rFonts w:ascii="Arial" w:hAnsi="Arial" w:cs="Arial"/>
+                <w:sz w:val="28"/>
+                <w:szCs w:val="28"/>
+              </w:rPr>
+            </w:pPr>
+            <w:r>
+              <w:rPr>
+                <w:rFonts w:ascii="Arial" w:hAnsi="Arial" w:cs="Arial"/>
+                <w:sz w:val="28"/>
+                <w:szCs w:val="28"/>
+              </w:rPr>
+              <w:t>Delete</w:t>
+            </w:r>
+          </w:p>
+        </w:tc>
+        <w:tc>
+          <w:tcPr>
+            <w:tcW w:w="3115" w:type="dxa"/>
+          </w:tcPr>
+          <w:p>
+            <w:pPr>
+              <w:rPr>
+                <w:rFonts w:ascii="Arial" w:hAnsi="Arial" w:cs="Arial"/>
+                <w:sz w:val="28"/>
+                <w:szCs w:val="28"/>
+              </w:rPr>
+            </w:pPr>
+            <w:r>
+              <w:rPr>
+                <w:rFonts w:ascii="Arial" w:hAnsi="Arial" w:cs="Arial"/>
+                <w:sz w:val="28"/>
+                <w:szCs w:val="28"/>
+              </w:rPr>
+              <w:t>O(</w:t>
+            </w:r>
+            <w:r>
+              <w:rPr>
+                <w:rFonts w:ascii="Arial" w:hAnsi="Arial" w:cs="Arial"/>
+                <w:sz w:val="28"/>
+                <w:szCs w:val="28"/>
+              </w:rPr>
+              <w:t>1</w:t>
+            </w:r>
+            <w:r>
+              <w:rPr>
+                <w:rFonts w:ascii="Arial" w:hAnsi="Arial" w:cs="Arial"/>
+                <w:sz w:val="28"/>
+                <w:szCs w:val="28"/>
+              </w:rPr>
+              <w:t>)</w:t>
+            </w:r>
+          </w:p>
+        </w:tc>
+        <w:tc>
+          <w:tcPr>
+            <w:tcW w:w="3115" w:type="dxa"/>
+          </w:tcPr>
+          <w:p>
+            <w:pPr>
+              <w:rPr>
+                <w:rFonts w:ascii="Arial" w:hAnsi="Arial" w:cs="Arial"/>
+                <w:sz w:val="28"/>
+                <w:szCs w:val="28"/>
+              </w:rPr>
+            </w:pPr>
+            <w:r>
+              <w:rPr>
+                <w:rFonts w:ascii="Arial" w:hAnsi="Arial" w:cs="Arial"/>
+                <w:sz w:val="28"/>
+                <w:szCs w:val="28"/>
+              </w:rPr>
+              <w:t>O(1)</w:t>
+            </w:r>
+          </w:p>
+        </w:tc>
+      </w:tr>
+    </w:tbl>
+    <w:p>
+      <w:pPr>
+        <w:rPr>
+          <w:rFonts w:ascii="Arial" w:hAnsi="Arial" w:cs="Arial"/>
+          <w:sz w:val="28"/>
+          <w:szCs w:val="28"/>
+          <w:lang w:val="en-US"/>
+        </w:rPr>
+      </w:pPr>
+    </w:p>
+    <w:p>
+      <w:pPr>
+        <w:pStyle w:val="a7"/>
+        <w:numPr>
+          <w:ilvl w:val="0"/>
+          <w:numId w:val="1"/>
+        </w:numPr>
+        <w:jc w:val="center"/>
+        <w:rPr>
+          <w:rFonts w:ascii="Arial" w:hAnsi="Arial" w:cs="Arial"/>
+          <w:sz w:val="40"/>
+          <w:szCs w:val="40"/>
+        </w:rPr>
+      </w:pPr>
+      <w:r>
+        <w:rPr>
+          <w:rFonts w:ascii="Arial" w:hAnsi="Arial" w:cs="Arial"/>
+          <w:sz w:val="40"/>
+          <w:szCs w:val="40"/>
+        </w:rPr>
+        <w:t>Implementácia hašovacej tabuľky s</w:t>
+      </w:r>
+      <w:r>
+        <w:rPr>
+          <w:rFonts w:ascii="Arial" w:hAnsi="Arial" w:cs="Arial"/>
+          <w:sz w:val="40"/>
+          <w:szCs w:val="40"/>
+        </w:rPr>
+        <w:t> </w:t>
+      </w:r>
+      <w:r>
+        <w:rPr>
+          <w:rFonts w:ascii="Arial" w:hAnsi="Arial" w:cs="Arial"/>
+          <w:sz w:val="40"/>
+          <w:szCs w:val="40"/>
+        </w:rPr>
+        <w:t>dvojitým</w:t>
+      </w:r>
+      <w:r>
+        <w:rPr>
+          <w:rFonts w:ascii="Arial" w:hAnsi="Arial" w:cs="Arial"/>
+          <w:sz w:val="40"/>
+          <w:szCs w:val="40"/>
+        </w:rPr>
+        <w:t xml:space="preserve"> </w:t>
+      </w:r>
+      <w:r>
+        <w:rPr>
+          <w:rFonts w:ascii="Arial" w:hAnsi="Arial" w:cs="Arial"/>
+          <w:sz w:val="40"/>
+          <w:szCs w:val="40"/>
+        </w:rPr>
+        <w:t>rozptýlením</w:t>
+      </w:r>
+    </w:p>
+    <w:p>
+      <w:pPr>
+        <w:rPr>
+          <w:rFonts w:ascii="Arial" w:hAnsi="Arial" w:cs="Arial"/>
+          <w:sz w:val="28"/>
+          <w:szCs w:val="28"/>
+        </w:rPr>
+      </w:pPr>
+      <w:r>
+        <w:rPr>
+          <w:rFonts w:ascii="Arial" w:hAnsi="Arial" w:cs="Arial"/>
+          <w:sz w:val="28"/>
+          <w:szCs w:val="28"/>
+        </w:rPr>
+        <w:t>Hašovacia tabuľka s dvojitým rozptýlením rieši kolízie pomocou druhej hash funkcie, ktorá určuje krok pri hľadaní voľného miesta.</w:t>
+      </w:r>
+      <w:r>
+        <w:rPr>
+          <w:rFonts w:ascii="Arial" w:hAnsi="Arial" w:cs="Arial"/>
+          <w:sz w:val="28"/>
+          <w:szCs w:val="28"/>
+        </w:rPr>
+        <w:br/>
+        <w:t>Pri kolízii sa neukladajú prvky do zoznamu, ale hľadá sa ďalšia pozícia podľa vzorca h(i) = (h1(key) + i * h2(key)) % size</w:t>
+      </w:r>
+      <w:r>
+        <w:rPr>
+          <w:rFonts w:ascii="Arial" w:hAnsi="Arial" w:cs="Arial"/>
+          <w:sz w:val="28"/>
+          <w:szCs w:val="28"/>
+        </w:rPr>
+        <w:t>.</w:t>
+      </w:r>
+      <w:r>
+        <w:rPr>
+          <w:rFonts w:ascii="Arial" w:hAnsi="Arial" w:cs="Arial"/>
+          <w:sz w:val="28"/>
+          <w:szCs w:val="28"/>
+        </w:rPr>
+        <w:br/>
+        <w:t>Priemerná časová zložitosť operácií je O(1), v najhoršom prípade O(n).</w:t>
+      </w:r>
+    </w:p>
+    <w:p>
+      <w:pPr>
+        <w:rPr>
+          <w:rFonts w:ascii="Arial" w:hAnsi="Arial" w:cs="Arial"/>
+          <w:sz w:val="28"/>
+          <w:szCs w:val="28"/>
+          <w:lang w:val="ru-RU"/>
+        </w:rPr>
+      </w:pPr>
+      <w:r>
+        <w:rPr>
+          <w:rFonts w:ascii="Arial" w:hAnsi="Arial" w:cs="Arial"/>
+          <w:sz w:val="28"/>
+          <w:szCs w:val="28"/>
+        </w:rPr>
+        <w:drawing>
+          <wp:inline distT="0" distB="0" distL="0" distR="0" wp14:anchorId="76D102B1" wp14:editId="2CB55ADA">
+            <wp:extent cx="5940425" cy="3298190"/>
+            <wp:effectExtent l="0" t="0" r="3175" b="0"/>
+            <wp:docPr id="504720382" name="Рисунок 1"/>
+            <wp:cNvGraphicFramePr>
+              <a:graphicFrameLocks xmlns:a="http://schemas.openxmlformats.org/drawingml/2006/main" noChangeAspect="1"/>
+            </wp:cNvGraphicFramePr>
+            <a:graphic xmlns:a="http://schemas.openxmlformats.org/drawingml/2006/main">
+              <a:graphicData uri="http://schemas.openxmlformats.org/drawingml/2006/picture">
+                <pic:pic xmlns:pic="http://schemas.openxmlformats.org/drawingml/2006/picture">
+                  <pic:nvPicPr>
+                    <pic:cNvPr id="504720382" name=""/>
+                    <pic:cNvPicPr/>
+                  </pic:nvPicPr>
+                  <pic:blipFill>
+                    <a:blip r:embed="rId10"/>
+                    <a:stretch>
+                      <a:fillRect/>
+                    </a:stretch>
+                  </pic:blipFill>
+                  <pic:spPr>
+                    <a:xfrm>
+                      <a:off x="0" y="0"/>
+                      <a:ext cx="5940425" cy="3298190"/>
+                    </a:xfrm>
+                    <a:prstGeom prst="rect">
+                      <a:avLst/>
+                    </a:prstGeom>
+                  </pic:spPr>
+                </pic:pic>
+              </a:graphicData>
+            </a:graphic>
+          </wp:inline>
+        </w:drawing>
+      </w:r>
+    </w:p>
+    <w:p>
+      <w:pPr>
+        <w:rPr>
+          <w:rFonts w:ascii="Arial" w:hAnsi="Arial" w:cs="Arial"/>
+          <w:sz w:val="28"/>
+          <w:szCs w:val="28"/>
+          <w:lang w:val="en-US"/>
+        </w:rPr>
+      </w:pPr>
+      <w:r>
+        <w:rPr>
+          <w:rFonts w:ascii="Arial" w:hAnsi="Arial" w:cs="Arial"/>
+          <w:sz w:val="28"/>
+          <w:szCs w:val="28"/>
+        </w:rPr>
+        <w:t>Ako môžeme vidieť z grafov, približný čas vykonania každej operácie je O(1), čo zodpovedá očakávaniam.</w:t>
+      </w:r>
+    </w:p>
+    <w:p>
+      <w:pPr>
+        <w:rPr>
+          <w:rFonts w:ascii="Arial" w:hAnsi="Arial" w:cs="Arial"/>
+          <w:sz w:val="28"/>
+          <w:szCs w:val="28"/>
+          <w:lang w:val="ru-RU"/>
+        </w:rPr>
+      </w:pPr>
+    </w:p>
+    <w:tbl>
+      <w:tblPr>
+        <w:tblStyle w:val="af0"/>
+        <w:tblW w:w="0" w:type="auto"/>
+        <w:tblLook w:val="04A0" w:firstRow="1" w:lastRow="0" w:firstColumn="1" w:lastColumn="0" w:noHBand="0" w:noVBand="1"/>
+      </w:tblPr>
+      <w:tblGrid>
+        <w:gridCol w:w="3115"/>
+        <w:gridCol w:w="3115"/>
+        <w:gridCol w:w="3115"/>
+      </w:tblGrid>
+      <w:tr>
+        <w:tc>
+          <w:tcPr>
+            <w:tcW w:w="3115" w:type="dxa"/>
+          </w:tcPr>
+          <w:p>
+            <w:pPr>
+              <w:rPr>
+                <w:rFonts w:ascii="Arial" w:hAnsi="Arial" w:cs="Arial"/>
+                <w:sz w:val="28"/>
+                <w:szCs w:val="28"/>
+                <w:lang w:val="ru-RU"/>
+              </w:rPr>
+            </w:pPr>
+            <w:r>
+              <w:rPr>
+                <w:rFonts w:ascii="Arial" w:hAnsi="Arial" w:cs="Arial"/>
+                <w:sz w:val="28"/>
+                <w:szCs w:val="28"/>
+              </w:rPr>
+              <w:t>Hash table operation</w:t>
+            </w:r>
+          </w:p>
+        </w:tc>
+        <w:tc>
+          <w:tcPr>
+            <w:tcW w:w="3115" w:type="dxa"/>
+          </w:tcPr>
+          <w:p>
+            <w:pPr>
+              <w:rPr>
+                <w:rFonts w:ascii="Arial" w:hAnsi="Arial" w:cs="Arial"/>
+                <w:sz w:val="28"/>
+                <w:szCs w:val="28"/>
+              </w:rPr>
+            </w:pPr>
+            <w:r>
+              <w:rPr>
+                <w:rFonts w:ascii="Arial" w:hAnsi="Arial" w:cs="Arial"/>
+                <w:sz w:val="28"/>
+                <w:szCs w:val="28"/>
+              </w:rPr>
+              <w:t>Očakavana ČZ</w:t>
+            </w:r>
+          </w:p>
+        </w:tc>
+        <w:tc>
+          <w:tcPr>
+            <w:tcW w:w="3115" w:type="dxa"/>
+          </w:tcPr>
+          <w:p>
+            <w:pPr>
+              <w:rPr>
+                <w:rFonts w:ascii="Arial" w:hAnsi="Arial" w:cs="Arial"/>
+                <w:sz w:val="28"/>
+                <w:szCs w:val="28"/>
+              </w:rPr>
+            </w:pPr>
+            <w:r>
+              <w:rPr>
+                <w:rFonts w:ascii="Arial" w:hAnsi="Arial" w:cs="Arial"/>
+                <w:sz w:val="28"/>
+                <w:szCs w:val="28"/>
+              </w:rPr>
+              <w:t>ČZ implementacií</w:t>
+            </w:r>
+          </w:p>
+        </w:tc>
+      </w:tr>
+      <w:tr>
+        <w:tc>
+          <w:tcPr>
+            <w:tcW w:w="3115" w:type="dxa"/>
+          </w:tcPr>
+          <w:p>
+            <w:pPr>
+              <w:rPr>
+                <w:rFonts w:ascii="Arial" w:hAnsi="Arial" w:cs="Arial"/>
+                <w:sz w:val="28"/>
+                <w:szCs w:val="28"/>
+              </w:rPr>
+            </w:pPr>
+            <w:r>
+              <w:rPr>
+                <w:rFonts w:ascii="Arial" w:hAnsi="Arial" w:cs="Arial"/>
+                <w:sz w:val="28"/>
+                <w:szCs w:val="28"/>
+              </w:rPr>
+              <w:t>Insert</w:t>
+            </w:r>
+          </w:p>
+        </w:tc>
+        <w:tc>
+          <w:tcPr>
+            <w:tcW w:w="3115" w:type="dxa"/>
+          </w:tcPr>
+          <w:p>
+            <w:pPr>
+              <w:rPr>
+                <w:rFonts w:ascii="Arial" w:hAnsi="Arial" w:cs="Arial"/>
+                <w:sz w:val="28"/>
+                <w:szCs w:val="28"/>
+              </w:rPr>
+            </w:pPr>
+            <w:r>
+              <w:rPr>
+                <w:rFonts w:ascii="Arial" w:hAnsi="Arial" w:cs="Arial"/>
+                <w:sz w:val="28"/>
+                <w:szCs w:val="28"/>
+              </w:rPr>
+              <w:t>O(1)</w:t>
+            </w:r>
+          </w:p>
+        </w:tc>
+        <w:tc>
+          <w:tcPr>
+            <w:tcW w:w="3115" w:type="dxa"/>
+          </w:tcPr>
+          <w:p>
+            <w:pPr>
+              <w:rPr>
+                <w:rFonts w:ascii="Arial" w:hAnsi="Arial" w:cs="Arial"/>
+                <w:sz w:val="28"/>
+                <w:szCs w:val="28"/>
+              </w:rPr>
+            </w:pPr>
+            <w:r>
+              <w:rPr>
+                <w:rFonts w:ascii="Arial" w:hAnsi="Arial" w:cs="Arial"/>
+                <w:sz w:val="28"/>
+                <w:szCs w:val="28"/>
+              </w:rPr>
+              <w:t>O(1)</w:t>
+            </w:r>
+          </w:p>
+        </w:tc>
+      </w:tr>
+      <w:tr>
+        <w:tc>
+          <w:tcPr>
+            <w:tcW w:w="3115" w:type="dxa"/>
+          </w:tcPr>
+          <w:p>
+            <w:pPr>
+              <w:rPr>
+                <w:rFonts w:ascii="Arial" w:hAnsi="Arial" w:cs="Arial"/>
+                <w:sz w:val="28"/>
+                <w:szCs w:val="28"/>
+              </w:rPr>
+            </w:pPr>
+            <w:r>
+              <w:rPr>
+                <w:rFonts w:ascii="Arial" w:hAnsi="Arial" w:cs="Arial"/>
+                <w:sz w:val="28"/>
+                <w:szCs w:val="28"/>
+              </w:rPr>
+              <w:t>Search</w:t>
+            </w:r>
+          </w:p>
+        </w:tc>
+        <w:tc>
+          <w:tcPr>
+            <w:tcW w:w="3115" w:type="dxa"/>
+          </w:tcPr>
+          <w:p>
+            <w:pPr>
+              <w:rPr>
+                <w:rFonts w:ascii="Arial" w:hAnsi="Arial" w:cs="Arial"/>
+                <w:sz w:val="28"/>
+                <w:szCs w:val="28"/>
+              </w:rPr>
+            </w:pPr>
+            <w:r>
+              <w:rPr>
+                <w:rFonts w:ascii="Arial" w:hAnsi="Arial" w:cs="Arial"/>
+                <w:sz w:val="28"/>
+                <w:szCs w:val="28"/>
+              </w:rPr>
+              <w:t>O(1)</w:t>
+            </w:r>
+          </w:p>
+        </w:tc>
+        <w:tc>
+          <w:tcPr>
+            <w:tcW w:w="3115" w:type="dxa"/>
+          </w:tcPr>
+          <w:p>
+            <w:pPr>
+              <w:rPr>
+                <w:rFonts w:ascii="Arial" w:hAnsi="Arial" w:cs="Arial"/>
+                <w:sz w:val="28"/>
+                <w:szCs w:val="28"/>
+              </w:rPr>
+            </w:pPr>
+            <w:r>
+              <w:rPr>
+                <w:rFonts w:ascii="Arial" w:hAnsi="Arial" w:cs="Arial"/>
+                <w:sz w:val="28"/>
+                <w:szCs w:val="28"/>
+              </w:rPr>
+              <w:t>O(1)</w:t>
+            </w:r>
+          </w:p>
+        </w:tc>
+      </w:tr>
+      <w:tr>
+        <w:tc>
+          <w:tcPr>
+            <w:tcW w:w="3115" w:type="dxa"/>
+          </w:tcPr>
+          <w:p>
+            <w:pPr>
+              <w:rPr>
+                <w:rFonts w:ascii="Arial" w:hAnsi="Arial" w:cs="Arial"/>
+                <w:sz w:val="28"/>
+                <w:szCs w:val="28"/>
+              </w:rPr>
+            </w:pPr>
+            <w:r>
+              <w:rPr>
+                <w:rFonts w:ascii="Arial" w:hAnsi="Arial" w:cs="Arial"/>
+                <w:sz w:val="28"/>
+                <w:szCs w:val="28"/>
+              </w:rPr>
+              <w:t>Delete</w:t>
+            </w:r>
+          </w:p>
+        </w:tc>
+        <w:tc>
+          <w:tcPr>
+            <w:tcW w:w="3115" w:type="dxa"/>
+          </w:tcPr>
+          <w:p>
+            <w:pPr>
+              <w:rPr>
+                <w:rFonts w:ascii="Arial" w:hAnsi="Arial" w:cs="Arial"/>
+                <w:sz w:val="28"/>
+                <w:szCs w:val="28"/>
+              </w:rPr>
+            </w:pPr>
+            <w:r>
+              <w:rPr>
+                <w:rFonts w:ascii="Arial" w:hAnsi="Arial" w:cs="Arial"/>
+                <w:sz w:val="28"/>
+                <w:szCs w:val="28"/>
+              </w:rPr>
+              <w:t>O(1)</w:t>
+            </w:r>
+          </w:p>
+        </w:tc>
+        <w:tc>
+          <w:tcPr>
+            <w:tcW w:w="3115" w:type="dxa"/>
+          </w:tcPr>
+          <w:p>
+            <w:pPr>
+              <w:rPr>
+                <w:rFonts w:ascii="Arial" w:hAnsi="Arial" w:cs="Arial"/>
+                <w:sz w:val="28"/>
+                <w:szCs w:val="28"/>
+              </w:rPr>
+            </w:pPr>
+            <w:r>
+              <w:rPr>
+                <w:rFonts w:ascii="Arial" w:hAnsi="Arial" w:cs="Arial"/>
+                <w:sz w:val="28"/>
+                <w:szCs w:val="28"/>
+              </w:rPr>
+              <w:t>O(1)</w:t>
+            </w:r>
+          </w:p>
+        </w:tc>
+      </w:tr>
+    </w:tbl>
+    <w:p>
+      <w:pPr>
+        <w:rPr>
+          <w:rFonts w:ascii="Arial" w:hAnsi="Arial" w:cs="Arial"/>
+          <w:sz w:val="28"/>
+          <w:szCs w:val="28"/>
+          <w:lang w:val="ru-RU"/>
+        </w:rPr>
+      </w:pPr>
+    </w:p>
     <w:sectPr>
-      <w:headerReference w:type="default" r:id="rId8"/>
+      <w:headerReference w:type="default" r:id="rId11"/>
       <w:pgSz w:w="11906" w:h="16838"/>
       <w:pgMar w:top="1134" w:right="850" w:bottom="1134" w:left="1701" w:header="708" w:footer="708" w:gutter="0"/>
       <w:cols w:space="708"/>
@@ -375,7 +2654,7 @@
 <w:hdr xmlns:wpc="http://schemas.microsoft.com/office/word/2010/wordprocessingCanvas" xmlns:cx="http://schemas.microsoft.com/office/drawing/2014/chartex" xmlns:cx1="http://schemas.microsoft.com/office/drawing/2015/9/8/chartex" xmlns:cx2="http://schemas.microsoft.com/office/drawing/2015/10/21/chartex" xmlns:cx3="http://schemas.microsoft.com/office/drawing/2016/5/9/chartex" xmlns:cx4="http://schemas.microsoft.com/office/drawing/2016/5/10/chartex" xmlns:cx5="http://schemas.microsoft.com/office/drawing/2016/5/11/chartex" xmlns:cx6="http://schemas.microsoft.com/office/drawing/2016/5/12/chartex" xmlns:cx7="http://schemas.microsoft.com/office/drawing/2016/5/13/chartex" xmlns:cx8="http://schemas.microsoft.com/office/drawing/2016/5/14/chartex" xmlns:mc="http://schemas.openxmlformats.org/markup-compatibility/2006" xmlns:aink="http://schemas.microsoft.com/office/drawing/2016/ink" xmlns:am3d="http://schemas.microsoft.com/office/drawing/2017/model3d" xmlns:o="urn:schemas-microsoft-com:office:office" xmlns:oel="http://schemas.microsoft.com/office/2019/extlst" xmlns:r="http://schemas.openxmlformats.org/officeDocument/2006/relationships" xmlns:m="http://schemas.openxmlformats.org/officeDocument/2006/math" xmlns:v="urn:schemas-microsoft-com:vml" xmlns:wp14="http://schemas.microsoft.com/office/word/2010/wordprocessingDrawing" xmlns:wp="http://schemas.openxmlformats.org/drawingml/2006/wordprocessingDrawing" xmlns:w10="urn:schemas-microsoft-com:office:word" xmlns:w="http://schemas.openxmlformats.org/wordprocessingml/2006/main" xmlns:w14="http://schemas.microsoft.com/office/word/2010/wordml" xmlns:w15="http://schemas.microsoft.com/office/word/2012/wordml" xmlns:w16cex="http://schemas.microsoft.com/office/word/2018/wordml/cex" xmlns:w16cid="http://schemas.microsoft.com/office/word/2016/wordml/cid" xmlns:w16="http://schemas.microsoft.com/office/word/2018/wordml" xmlns:w16du="http://schemas.microsoft.com/office/word/2023/wordml/word16du" xmlns:w16sdtdh="http://schemas.microsoft.com/office/word/2020/wordml/sdtdatahash" xmlns:w16sdtfl="http://schemas.microsoft.com/office/word/2024/wordml/sdtformatlock" xmlns:w16se="http://schemas.microsoft.com/office/word/2015/wordml/symex" xmlns:wpg="http://schemas.microsoft.com/office/word/2010/wordprocessingGroup" xmlns:wpi="http://schemas.microsoft.com/office/word/2010/wordprocessingInk" xmlns:wne="http://schemas.microsoft.com/office/word/2006/wordml" xmlns:wps="http://schemas.microsoft.com/office/word/2010/wordprocessingShape" mc:Ignorable="w14 w15 w16se w16cid w16 w16cex w16sdtdh w16sdtfl w16du wp14">
   <w:p>
     <w:pPr>
-      <w:pStyle w:val="Header"/>
+      <w:pStyle w:val="ac"/>
     </w:pPr>
     <w:r>
       <w:t>Avramenko Maksym</w:t>
@@ -383,7 +2662,7 @@
   </w:p>
   <w:p>
     <w:pPr>
-      <w:pStyle w:val="Header"/>
+      <w:pStyle w:val="ac"/>
     </w:pPr>
   </w:p>
 </w:hdr>
@@ -392,6 +2671,273 @@
 <file path=word/numbering.xml><?xml version="1.0" encoding="utf-8"?>
 <w:numbering xmlns:wpc="http://schemas.microsoft.com/office/word/2010/wordprocessingCanvas" xmlns:cx="http://schemas.microsoft.com/office/drawing/2014/chartex" xmlns:cx1="http://schemas.microsoft.com/office/drawing/2015/9/8/chartex" xmlns:cx2="http://schemas.microsoft.com/office/drawing/2015/10/21/chartex" xmlns:cx3="http://schemas.microsoft.com/office/drawing/2016/5/9/chartex" xmlns:cx4="http://schemas.microsoft.com/office/drawing/2016/5/10/chartex" xmlns:cx5="http://schemas.microsoft.com/office/drawing/2016/5/11/chartex" xmlns:cx6="http://schemas.microsoft.com/office/drawing/2016/5/12/chartex" xmlns:cx7="http://schemas.microsoft.com/office/drawing/2016/5/13/chartex" xmlns:cx8="http://schemas.microsoft.com/office/drawing/2016/5/14/chartex" xmlns:mc="http://schemas.openxmlformats.org/markup-compatibility/2006" xmlns:aink="http://schemas.microsoft.com/office/drawing/2016/ink" xmlns:am3d="http://schemas.microsoft.com/office/drawing/2017/model3d" xmlns:o="urn:schemas-microsoft-com:office:office" xmlns:oel="http://schemas.microsoft.com/office/2019/extlst" xmlns:r="http://schemas.openxmlformats.org/officeDocument/2006/relationships" xmlns:m="http://schemas.openxmlformats.org/officeDocument/2006/math" xmlns:v="urn:schemas-microsoft-com:vml" xmlns:wp14="http://schemas.microsoft.com/office/word/2010/wordprocessingDrawing" xmlns:wp="http://schemas.openxmlformats.org/drawingml/2006/wordprocessingDrawing" xmlns:w10="urn:schemas-microsoft-com:office:word" xmlns:w="http://schemas.openxmlformats.org/wordprocessingml/2006/main" xmlns:w14="http://schemas.microsoft.com/office/word/2010/wordml" xmlns:w15="http://schemas.microsoft.com/office/word/2012/wordml" xmlns:w16cex="http://schemas.microsoft.com/office/word/2018/wordml/cex" xmlns:w16cid="http://schemas.microsoft.com/office/word/2016/wordml/cid" xmlns:w16="http://schemas.microsoft.com/office/word/2018/wordml" xmlns:w16du="http://schemas.microsoft.com/office/word/2023/wordml/word16du" xmlns:w16sdtdh="http://schemas.microsoft.com/office/word/2020/wordml/sdtdatahash" xmlns:w16sdtfl="http://schemas.microsoft.com/office/word/2024/wordml/sdtformatlock" xmlns:w16se="http://schemas.microsoft.com/office/word/2015/wordml/symex" xmlns:wpg="http://schemas.microsoft.com/office/word/2010/wordprocessingGroup" xmlns:wpi="http://schemas.microsoft.com/office/word/2010/wordprocessingInk" xmlns:wne="http://schemas.microsoft.com/office/word/2006/wordml" xmlns:wps="http://schemas.microsoft.com/office/word/2010/wordprocessingShape" mc:Ignorable="w14 w15 w16se w16cid w16 w16cex w16sdtdh w16sdtfl w16du wp14">
   <w:abstractNum w:abstractNumId="0" w15:restartNumberingAfterBreak="0">
+    <w:nsid w:val="2C7C39DB"/>
+    <w:multiLevelType w:val="hybridMultilevel"/>
+    <w:tmpl w:val="F0BC1B76"/>
+    <w:lvl w:ilvl="0" w:tplc="FFFFFFFF">
+      <w:start w:val="1"/>
+      <w:numFmt w:val="decimal"/>
+      <w:lvlText w:val="%1."/>
+      <w:lvlJc w:val="left"/>
+      <w:pPr>
+        <w:ind w:left="1080" w:hanging="720"/>
+      </w:pPr>
+      <w:rPr>
+        <w:rFonts w:hint="default"/>
+      </w:rPr>
+    </w:lvl>
+    <w:lvl w:ilvl="1" w:tplc="FFFFFFFF" w:tentative="1">
+      <w:start w:val="1"/>
+      <w:numFmt w:val="lowerLetter"/>
+      <w:lvlText w:val="%2."/>
+      <w:lvlJc w:val="left"/>
+      <w:pPr>
+        <w:ind w:left="1440" w:hanging="360"/>
+      </w:pPr>
+    </w:lvl>
+    <w:lvl w:ilvl="2" w:tplc="FFFFFFFF" w:tentative="1">
+      <w:start w:val="1"/>
+      <w:numFmt w:val="lowerRoman"/>
+      <w:lvlText w:val="%3."/>
+      <w:lvlJc w:val="right"/>
+      <w:pPr>
+        <w:ind w:left="2160" w:hanging="180"/>
+      </w:pPr>
+    </w:lvl>
+    <w:lvl w:ilvl="3" w:tplc="FFFFFFFF" w:tentative="1">
+      <w:start w:val="1"/>
+      <w:numFmt w:val="decimal"/>
+      <w:lvlText w:val="%4."/>
+      <w:lvlJc w:val="left"/>
+      <w:pPr>
+        <w:ind w:left="2880" w:hanging="360"/>
+      </w:pPr>
+    </w:lvl>
+    <w:lvl w:ilvl="4" w:tplc="FFFFFFFF" w:tentative="1">
+      <w:start w:val="1"/>
+      <w:numFmt w:val="lowerLetter"/>
+      <w:lvlText w:val="%5."/>
+      <w:lvlJc w:val="left"/>
+      <w:pPr>
+        <w:ind w:left="3600" w:hanging="360"/>
+      </w:pPr>
+    </w:lvl>
+    <w:lvl w:ilvl="5" w:tplc="FFFFFFFF" w:tentative="1">
+      <w:start w:val="1"/>
+      <w:numFmt w:val="lowerRoman"/>
+      <w:lvlText w:val="%6."/>
+      <w:lvlJc w:val="right"/>
+      <w:pPr>
+        <w:ind w:left="4320" w:hanging="180"/>
+      </w:pPr>
+    </w:lvl>
+    <w:lvl w:ilvl="6" w:tplc="FFFFFFFF" w:tentative="1">
+      <w:start w:val="1"/>
+      <w:numFmt w:val="decimal"/>
+      <w:lvlText w:val="%7."/>
+      <w:lvlJc w:val="left"/>
+      <w:pPr>
+        <w:ind w:left="5040" w:hanging="360"/>
+      </w:pPr>
+    </w:lvl>
+    <w:lvl w:ilvl="7" w:tplc="FFFFFFFF" w:tentative="1">
+      <w:start w:val="1"/>
+      <w:numFmt w:val="lowerLetter"/>
+      <w:lvlText w:val="%8."/>
+      <w:lvlJc w:val="left"/>
+      <w:pPr>
+        <w:ind w:left="5760" w:hanging="360"/>
+      </w:pPr>
+    </w:lvl>
+    <w:lvl w:ilvl="8" w:tplc="FFFFFFFF" w:tentative="1">
+      <w:start w:val="1"/>
+      <w:numFmt w:val="lowerRoman"/>
+      <w:lvlText w:val="%9."/>
+      <w:lvlJc w:val="right"/>
+      <w:pPr>
+        <w:ind w:left="6480" w:hanging="180"/>
+      </w:pPr>
+    </w:lvl>
+  </w:abstractNum>
+  <w:abstractNum w:abstractNumId="1" w15:restartNumberingAfterBreak="0">
+    <w:nsid w:val="381548D4"/>
+    <w:multiLevelType w:val="hybridMultilevel"/>
+    <w:tmpl w:val="F0BC1B76"/>
+    <w:lvl w:ilvl="0" w:tplc="FFFFFFFF">
+      <w:start w:val="1"/>
+      <w:numFmt w:val="decimal"/>
+      <w:lvlText w:val="%1."/>
+      <w:lvlJc w:val="left"/>
+      <w:pPr>
+        <w:ind w:left="1080" w:hanging="720"/>
+      </w:pPr>
+      <w:rPr>
+        <w:rFonts w:hint="default"/>
+      </w:rPr>
+    </w:lvl>
+    <w:lvl w:ilvl="1" w:tplc="FFFFFFFF" w:tentative="1">
+      <w:start w:val="1"/>
+      <w:numFmt w:val="lowerLetter"/>
+      <w:lvlText w:val="%2."/>
+      <w:lvlJc w:val="left"/>
+      <w:pPr>
+        <w:ind w:left="1440" w:hanging="360"/>
+      </w:pPr>
+    </w:lvl>
+    <w:lvl w:ilvl="2" w:tplc="FFFFFFFF" w:tentative="1">
+      <w:start w:val="1"/>
+      <w:numFmt w:val="lowerRoman"/>
+      <w:lvlText w:val="%3."/>
+      <w:lvlJc w:val="right"/>
+      <w:pPr>
+        <w:ind w:left="2160" w:hanging="180"/>
+      </w:pPr>
+    </w:lvl>
+    <w:lvl w:ilvl="3" w:tplc="FFFFFFFF" w:tentative="1">
+      <w:start w:val="1"/>
+      <w:numFmt w:val="decimal"/>
+      <w:lvlText w:val="%4."/>
+      <w:lvlJc w:val="left"/>
+      <w:pPr>
+        <w:ind w:left="2880" w:hanging="360"/>
+      </w:pPr>
+    </w:lvl>
+    <w:lvl w:ilvl="4" w:tplc="FFFFFFFF" w:tentative="1">
+      <w:start w:val="1"/>
+      <w:numFmt w:val="lowerLetter"/>
+      <w:lvlText w:val="%5."/>
+      <w:lvlJc w:val="left"/>
+      <w:pPr>
+        <w:ind w:left="3600" w:hanging="360"/>
+      </w:pPr>
+    </w:lvl>
+    <w:lvl w:ilvl="5" w:tplc="FFFFFFFF" w:tentative="1">
+      <w:start w:val="1"/>
+      <w:numFmt w:val="lowerRoman"/>
+      <w:lvlText w:val="%6."/>
+      <w:lvlJc w:val="right"/>
+      <w:pPr>
+        <w:ind w:left="4320" w:hanging="180"/>
+      </w:pPr>
+    </w:lvl>
+    <w:lvl w:ilvl="6" w:tplc="FFFFFFFF" w:tentative="1">
+      <w:start w:val="1"/>
+      <w:numFmt w:val="decimal"/>
+      <w:lvlText w:val="%7."/>
+      <w:lvlJc w:val="left"/>
+      <w:pPr>
+        <w:ind w:left="5040" w:hanging="360"/>
+      </w:pPr>
+    </w:lvl>
+    <w:lvl w:ilvl="7" w:tplc="FFFFFFFF" w:tentative="1">
+      <w:start w:val="1"/>
+      <w:numFmt w:val="lowerLetter"/>
+      <w:lvlText w:val="%8."/>
+      <w:lvlJc w:val="left"/>
+      <w:pPr>
+        <w:ind w:left="5760" w:hanging="360"/>
+      </w:pPr>
+    </w:lvl>
+    <w:lvl w:ilvl="8" w:tplc="FFFFFFFF" w:tentative="1">
+      <w:start w:val="1"/>
+      <w:numFmt w:val="lowerRoman"/>
+      <w:lvlText w:val="%9."/>
+      <w:lvlJc w:val="right"/>
+      <w:pPr>
+        <w:ind w:left="6480" w:hanging="180"/>
+      </w:pPr>
+    </w:lvl>
+  </w:abstractNum>
+  <w:abstractNum w:abstractNumId="2" w15:restartNumberingAfterBreak="0">
+    <w:nsid w:val="5D721C0B"/>
+    <w:multiLevelType w:val="hybridMultilevel"/>
+    <w:tmpl w:val="F0BC1B76"/>
+    <w:lvl w:ilvl="0" w:tplc="FFFFFFFF">
+      <w:start w:val="1"/>
+      <w:numFmt w:val="decimal"/>
+      <w:lvlText w:val="%1."/>
+      <w:lvlJc w:val="left"/>
+      <w:pPr>
+        <w:ind w:left="1080" w:hanging="720"/>
+      </w:pPr>
+      <w:rPr>
+        <w:rFonts w:hint="default"/>
+      </w:rPr>
+    </w:lvl>
+    <w:lvl w:ilvl="1" w:tplc="FFFFFFFF" w:tentative="1">
+      <w:start w:val="1"/>
+      <w:numFmt w:val="lowerLetter"/>
+      <w:lvlText w:val="%2."/>
+      <w:lvlJc w:val="left"/>
+      <w:pPr>
+        <w:ind w:left="1440" w:hanging="360"/>
+      </w:pPr>
+    </w:lvl>
+    <w:lvl w:ilvl="2" w:tplc="FFFFFFFF" w:tentative="1">
+      <w:start w:val="1"/>
+      <w:numFmt w:val="lowerRoman"/>
+      <w:lvlText w:val="%3."/>
+      <w:lvlJc w:val="right"/>
+      <w:pPr>
+        <w:ind w:left="2160" w:hanging="180"/>
+      </w:pPr>
+    </w:lvl>
+    <w:lvl w:ilvl="3" w:tplc="FFFFFFFF" w:tentative="1">
+      <w:start w:val="1"/>
+      <w:numFmt w:val="decimal"/>
+      <w:lvlText w:val="%4."/>
+      <w:lvlJc w:val="left"/>
+      <w:pPr>
+        <w:ind w:left="2880" w:hanging="360"/>
+      </w:pPr>
+    </w:lvl>
+    <w:lvl w:ilvl="4" w:tplc="FFFFFFFF" w:tentative="1">
+      <w:start w:val="1"/>
+      <w:numFmt w:val="lowerLetter"/>
+      <w:lvlText w:val="%5."/>
+      <w:lvlJc w:val="left"/>
+      <w:pPr>
+        <w:ind w:left="3600" w:hanging="360"/>
+      </w:pPr>
+    </w:lvl>
+    <w:lvl w:ilvl="5" w:tplc="FFFFFFFF" w:tentative="1">
+      <w:start w:val="1"/>
+      <w:numFmt w:val="lowerRoman"/>
+      <w:lvlText w:val="%6."/>
+      <w:lvlJc w:val="right"/>
+      <w:pPr>
+        <w:ind w:left="4320" w:hanging="180"/>
+      </w:pPr>
+    </w:lvl>
+    <w:lvl w:ilvl="6" w:tplc="FFFFFFFF" w:tentative="1">
+      <w:start w:val="1"/>
+      <w:numFmt w:val="decimal"/>
+      <w:lvlText w:val="%7."/>
+      <w:lvlJc w:val="left"/>
+      <w:pPr>
+        <w:ind w:left="5040" w:hanging="360"/>
+      </w:pPr>
+    </w:lvl>
+    <w:lvl w:ilvl="7" w:tplc="FFFFFFFF" w:tentative="1">
+      <w:start w:val="1"/>
+      <w:numFmt w:val="lowerLetter"/>
+      <w:lvlText w:val="%8."/>
+      <w:lvlJc w:val="left"/>
+      <w:pPr>
+        <w:ind w:left="5760" w:hanging="360"/>
+      </w:pPr>
+    </w:lvl>
+    <w:lvl w:ilvl="8" w:tplc="FFFFFFFF" w:tentative="1">
+      <w:start w:val="1"/>
+      <w:numFmt w:val="lowerRoman"/>
+      <w:lvlText w:val="%9."/>
+      <w:lvlJc w:val="right"/>
+      <w:pPr>
+        <w:ind w:left="6480" w:hanging="180"/>
+      </w:pPr>
+    </w:lvl>
+  </w:abstractNum>
+  <w:abstractNum w:abstractNumId="3" w15:restartNumberingAfterBreak="0">
     <w:nsid w:val="71FB013E"/>
     <w:multiLevelType w:val="hybridMultilevel"/>
     <w:tmpl w:val="F0BC1B76"/>
@@ -481,7 +3027,16 @@
     </w:lvl>
   </w:abstractNum>
   <w:num w:numId="1" w16cid:durableId="455222758">
+    <w:abstractNumId w:val="3"/>
+  </w:num>
+  <w:num w:numId="2" w16cid:durableId="1253320865">
     <w:abstractNumId w:val="0"/>
+  </w:num>
+  <w:num w:numId="3" w16cid:durableId="1037970713">
+    <w:abstractNumId w:val="1"/>
+  </w:num>
+  <w:num w:numId="4" w16cid:durableId="2094354794">
+    <w:abstractNumId w:val="2"/>
   </w:num>
 </w:numbering>
 </file>
@@ -883,18 +3438,19 @@
     <w:lsdException w:name="Unresolved Mention" w:semiHidden="1" w:unhideWhenUsed="1"/>
     <w:lsdException w:name="Smart Link" w:semiHidden="1" w:unhideWhenUsed="1"/>
   </w:latentStyles>
-  <w:style w:type="paragraph" w:default="1" w:styleId="Normal">
+  <w:style w:type="paragraph" w:default="1" w:styleId="a">
     <w:name w:val="Normal"/>
     <w:qFormat/>
+    <w:rsid w:val="006B5614"/>
     <w:rPr>
       <w:lang w:val="sk-SK"/>
     </w:rPr>
   </w:style>
-  <w:style w:type="paragraph" w:styleId="Heading1">
+  <w:style w:type="paragraph" w:styleId="1">
     <w:name w:val="heading 1"/>
-    <w:basedOn w:val="Normal"/>
-    <w:next w:val="Normal"/>
-    <w:link w:val="Heading1Char"/>
+    <w:basedOn w:val="a"/>
+    <w:next w:val="a"/>
+    <w:link w:val="10"/>
     <w:uiPriority w:val="9"/>
     <w:qFormat/>
     <w:rsid w:val="000275F3"/>
@@ -911,11 +3467,11 @@
       <w:szCs w:val="40"/>
     </w:rPr>
   </w:style>
-  <w:style w:type="paragraph" w:styleId="Heading2">
+  <w:style w:type="paragraph" w:styleId="2">
     <w:name w:val="heading 2"/>
-    <w:basedOn w:val="Normal"/>
-    <w:next w:val="Normal"/>
-    <w:link w:val="Heading2Char"/>
+    <w:basedOn w:val="a"/>
+    <w:next w:val="a"/>
+    <w:link w:val="20"/>
     <w:uiPriority w:val="9"/>
     <w:semiHidden/>
     <w:unhideWhenUsed/>
@@ -934,11 +3490,11 @@
       <w:szCs w:val="32"/>
     </w:rPr>
   </w:style>
-  <w:style w:type="paragraph" w:styleId="Heading3">
+  <w:style w:type="paragraph" w:styleId="3">
     <w:name w:val="heading 3"/>
-    <w:basedOn w:val="Normal"/>
-    <w:next w:val="Normal"/>
-    <w:link w:val="Heading3Char"/>
+    <w:basedOn w:val="a"/>
+    <w:next w:val="a"/>
+    <w:link w:val="30"/>
     <w:uiPriority w:val="9"/>
     <w:semiHidden/>
     <w:unhideWhenUsed/>
@@ -957,11 +3513,11 @@
       <w:szCs w:val="28"/>
     </w:rPr>
   </w:style>
-  <w:style w:type="paragraph" w:styleId="Heading4">
+  <w:style w:type="paragraph" w:styleId="4">
     <w:name w:val="heading 4"/>
-    <w:basedOn w:val="Normal"/>
-    <w:next w:val="Normal"/>
-    <w:link w:val="Heading4Char"/>
+    <w:basedOn w:val="a"/>
+    <w:next w:val="a"/>
+    <w:link w:val="40"/>
     <w:uiPriority w:val="9"/>
     <w:semiHidden/>
     <w:unhideWhenUsed/>
@@ -980,11 +3536,11 @@
       <w:color w:val="0F4761" w:themeColor="accent1" w:themeShade="BF"/>
     </w:rPr>
   </w:style>
-  <w:style w:type="paragraph" w:styleId="Heading5">
+  <w:style w:type="paragraph" w:styleId="5">
     <w:name w:val="heading 5"/>
-    <w:basedOn w:val="Normal"/>
-    <w:next w:val="Normal"/>
-    <w:link w:val="Heading5Char"/>
+    <w:basedOn w:val="a"/>
+    <w:next w:val="a"/>
+    <w:link w:val="50"/>
     <w:uiPriority w:val="9"/>
     <w:semiHidden/>
     <w:unhideWhenUsed/>
@@ -1001,11 +3557,11 @@
       <w:color w:val="0F4761" w:themeColor="accent1" w:themeShade="BF"/>
     </w:rPr>
   </w:style>
-  <w:style w:type="paragraph" w:styleId="Heading6">
+  <w:style w:type="paragraph" w:styleId="6">
     <w:name w:val="heading 6"/>
-    <w:basedOn w:val="Normal"/>
-    <w:next w:val="Normal"/>
-    <w:link w:val="Heading6Char"/>
+    <w:basedOn w:val="a"/>
+    <w:next w:val="a"/>
+    <w:link w:val="60"/>
     <w:uiPriority w:val="9"/>
     <w:semiHidden/>
     <w:unhideWhenUsed/>
@@ -1024,11 +3580,11 @@
       <w:color w:val="595959" w:themeColor="text1" w:themeTint="A6"/>
     </w:rPr>
   </w:style>
-  <w:style w:type="paragraph" w:styleId="Heading7">
+  <w:style w:type="paragraph" w:styleId="7">
     <w:name w:val="heading 7"/>
-    <w:basedOn w:val="Normal"/>
-    <w:next w:val="Normal"/>
-    <w:link w:val="Heading7Char"/>
+    <w:basedOn w:val="a"/>
+    <w:next w:val="a"/>
+    <w:link w:val="70"/>
     <w:uiPriority w:val="9"/>
     <w:semiHidden/>
     <w:unhideWhenUsed/>
@@ -1045,11 +3601,11 @@
       <w:color w:val="595959" w:themeColor="text1" w:themeTint="A6"/>
     </w:rPr>
   </w:style>
-  <w:style w:type="paragraph" w:styleId="Heading8">
+  <w:style w:type="paragraph" w:styleId="8">
     <w:name w:val="heading 8"/>
-    <w:basedOn w:val="Normal"/>
-    <w:next w:val="Normal"/>
-    <w:link w:val="Heading8Char"/>
+    <w:basedOn w:val="a"/>
+    <w:next w:val="a"/>
+    <w:link w:val="80"/>
     <w:uiPriority w:val="9"/>
     <w:semiHidden/>
     <w:unhideWhenUsed/>
@@ -1068,11 +3624,11 @@
       <w:color w:val="272727" w:themeColor="text1" w:themeTint="D8"/>
     </w:rPr>
   </w:style>
-  <w:style w:type="paragraph" w:styleId="Heading9">
+  <w:style w:type="paragraph" w:styleId="9">
     <w:name w:val="heading 9"/>
-    <w:basedOn w:val="Normal"/>
-    <w:next w:val="Normal"/>
-    <w:link w:val="Heading9Char"/>
+    <w:basedOn w:val="a"/>
+    <w:next w:val="a"/>
+    <w:link w:val="90"/>
     <w:uiPriority w:val="9"/>
     <w:semiHidden/>
     <w:unhideWhenUsed/>
@@ -1089,12 +3645,12 @@
       <w:color w:val="272727" w:themeColor="text1" w:themeTint="D8"/>
     </w:rPr>
   </w:style>
-  <w:style w:type="character" w:default="1" w:styleId="DefaultParagraphFont">
+  <w:style w:type="character" w:default="1" w:styleId="a0">
     <w:name w:val="Default Paragraph Font"/>
     <w:uiPriority w:val="1"/>
     <w:unhideWhenUsed/>
   </w:style>
-  <w:style w:type="table" w:default="1" w:styleId="TableNormal">
+  <w:style w:type="table" w:default="1" w:styleId="a1">
     <w:name w:val="Normal Table"/>
     <w:uiPriority w:val="99"/>
     <w:semiHidden/>
@@ -1109,16 +3665,16 @@
       </w:tblCellMar>
     </w:tblPr>
   </w:style>
-  <w:style w:type="numbering" w:default="1" w:styleId="NoList">
+  <w:style w:type="numbering" w:default="1" w:styleId="a2">
     <w:name w:val="No List"/>
     <w:uiPriority w:val="99"/>
     <w:semiHidden/>
     <w:unhideWhenUsed/>
   </w:style>
-  <w:style w:type="character" w:customStyle="1" w:styleId="Heading1Char">
-    <w:name w:val="Heading 1 Char"/>
-    <w:basedOn w:val="DefaultParagraphFont"/>
-    <w:link w:val="Heading1"/>
+  <w:style w:type="character" w:customStyle="1" w:styleId="10">
+    <w:name w:val="Заголовок 1 Знак"/>
+    <w:basedOn w:val="a0"/>
+    <w:link w:val="1"/>
     <w:uiPriority w:val="9"/>
     <w:rsid w:val="000275F3"/>
     <w:rPr>
@@ -1128,10 +3684,10 @@
       <w:szCs w:val="40"/>
     </w:rPr>
   </w:style>
-  <w:style w:type="character" w:customStyle="1" w:styleId="Heading2Char">
-    <w:name w:val="Heading 2 Char"/>
-    <w:basedOn w:val="DefaultParagraphFont"/>
-    <w:link w:val="Heading2"/>
+  <w:style w:type="character" w:customStyle="1" w:styleId="20">
+    <w:name w:val="Заголовок 2 Знак"/>
+    <w:basedOn w:val="a0"/>
+    <w:link w:val="2"/>
     <w:uiPriority w:val="9"/>
     <w:semiHidden/>
     <w:rsid w:val="000275F3"/>
@@ -1142,10 +3698,10 @@
       <w:szCs w:val="32"/>
     </w:rPr>
   </w:style>
-  <w:style w:type="character" w:customStyle="1" w:styleId="Heading3Char">
-    <w:name w:val="Heading 3 Char"/>
-    <w:basedOn w:val="DefaultParagraphFont"/>
-    <w:link w:val="Heading3"/>
+  <w:style w:type="character" w:customStyle="1" w:styleId="30">
+    <w:name w:val="Заголовок 3 Знак"/>
+    <w:basedOn w:val="a0"/>
+    <w:link w:val="3"/>
     <w:uiPriority w:val="9"/>
     <w:semiHidden/>
     <w:rsid w:val="000275F3"/>
@@ -1156,10 +3712,10 @@
       <w:szCs w:val="28"/>
     </w:rPr>
   </w:style>
-  <w:style w:type="character" w:customStyle="1" w:styleId="Heading4Char">
-    <w:name w:val="Heading 4 Char"/>
-    <w:basedOn w:val="DefaultParagraphFont"/>
-    <w:link w:val="Heading4"/>
+  <w:style w:type="character" w:customStyle="1" w:styleId="40">
+    <w:name w:val="Заголовок 4 Знак"/>
+    <w:basedOn w:val="a0"/>
+    <w:link w:val="4"/>
     <w:uiPriority w:val="9"/>
     <w:semiHidden/>
     <w:rsid w:val="000275F3"/>
@@ -1170,10 +3726,10 @@
       <w:color w:val="0F4761" w:themeColor="accent1" w:themeShade="BF"/>
     </w:rPr>
   </w:style>
-  <w:style w:type="character" w:customStyle="1" w:styleId="Heading5Char">
-    <w:name w:val="Heading 5 Char"/>
-    <w:basedOn w:val="DefaultParagraphFont"/>
-    <w:link w:val="Heading5"/>
+  <w:style w:type="character" w:customStyle="1" w:styleId="50">
+    <w:name w:val="Заголовок 5 Знак"/>
+    <w:basedOn w:val="a0"/>
+    <w:link w:val="5"/>
     <w:uiPriority w:val="9"/>
     <w:semiHidden/>
     <w:rsid w:val="000275F3"/>
@@ -1182,10 +3738,10 @@
       <w:color w:val="0F4761" w:themeColor="accent1" w:themeShade="BF"/>
     </w:rPr>
   </w:style>
-  <w:style w:type="character" w:customStyle="1" w:styleId="Heading6Char">
-    <w:name w:val="Heading 6 Char"/>
-    <w:basedOn w:val="DefaultParagraphFont"/>
-    <w:link w:val="Heading6"/>
+  <w:style w:type="character" w:customStyle="1" w:styleId="60">
+    <w:name w:val="Заголовок 6 Знак"/>
+    <w:basedOn w:val="a0"/>
+    <w:link w:val="6"/>
     <w:uiPriority w:val="9"/>
     <w:semiHidden/>
     <w:rsid w:val="000275F3"/>
@@ -1196,10 +3752,10 @@
       <w:color w:val="595959" w:themeColor="text1" w:themeTint="A6"/>
     </w:rPr>
   </w:style>
-  <w:style w:type="character" w:customStyle="1" w:styleId="Heading7Char">
-    <w:name w:val="Heading 7 Char"/>
-    <w:basedOn w:val="DefaultParagraphFont"/>
-    <w:link w:val="Heading7"/>
+  <w:style w:type="character" w:customStyle="1" w:styleId="70">
+    <w:name w:val="Заголовок 7 Знак"/>
+    <w:basedOn w:val="a0"/>
+    <w:link w:val="7"/>
     <w:uiPriority w:val="9"/>
     <w:semiHidden/>
     <w:rsid w:val="000275F3"/>
@@ -1208,10 +3764,10 @@
       <w:color w:val="595959" w:themeColor="text1" w:themeTint="A6"/>
     </w:rPr>
   </w:style>
-  <w:style w:type="character" w:customStyle="1" w:styleId="Heading8Char">
-    <w:name w:val="Heading 8 Char"/>
-    <w:basedOn w:val="DefaultParagraphFont"/>
-    <w:link w:val="Heading8"/>
+  <w:style w:type="character" w:customStyle="1" w:styleId="80">
+    <w:name w:val="Заголовок 8 Знак"/>
+    <w:basedOn w:val="a0"/>
+    <w:link w:val="8"/>
     <w:uiPriority w:val="9"/>
     <w:semiHidden/>
     <w:rsid w:val="000275F3"/>
@@ -1222,10 +3778,10 @@
       <w:color w:val="272727" w:themeColor="text1" w:themeTint="D8"/>
     </w:rPr>
   </w:style>
-  <w:style w:type="character" w:customStyle="1" w:styleId="Heading9Char">
-    <w:name w:val="Heading 9 Char"/>
-    <w:basedOn w:val="DefaultParagraphFont"/>
-    <w:link w:val="Heading9"/>
+  <w:style w:type="character" w:customStyle="1" w:styleId="90">
+    <w:name w:val="Заголовок 9 Знак"/>
+    <w:basedOn w:val="a0"/>
+    <w:link w:val="9"/>
     <w:uiPriority w:val="9"/>
     <w:semiHidden/>
     <w:rsid w:val="000275F3"/>
@@ -1234,11 +3790,11 @@
       <w:color w:val="272727" w:themeColor="text1" w:themeTint="D8"/>
     </w:rPr>
   </w:style>
-  <w:style w:type="paragraph" w:styleId="Title">
+  <w:style w:type="paragraph" w:styleId="a3">
     <w:name w:val="Title"/>
-    <w:basedOn w:val="Normal"/>
-    <w:next w:val="Normal"/>
-    <w:link w:val="TitleChar"/>
+    <w:basedOn w:val="a"/>
+    <w:next w:val="a"/>
+    <w:link w:val="a4"/>
     <w:uiPriority w:val="10"/>
     <w:qFormat/>
     <w:rsid w:val="000275F3"/>
@@ -1254,10 +3810,10 @@
       <w:szCs w:val="56"/>
     </w:rPr>
   </w:style>
-  <w:style w:type="character" w:customStyle="1" w:styleId="TitleChar">
-    <w:name w:val="Title Char"/>
-    <w:basedOn w:val="DefaultParagraphFont"/>
-    <w:link w:val="Title"/>
+  <w:style w:type="character" w:customStyle="1" w:styleId="a4">
+    <w:name w:val="Заголовок Знак"/>
+    <w:basedOn w:val="a0"/>
+    <w:link w:val="a3"/>
     <w:uiPriority w:val="10"/>
     <w:rsid w:val="000275F3"/>
     <w:rPr>
@@ -1268,11 +3824,11 @@
       <w:szCs w:val="56"/>
     </w:rPr>
   </w:style>
-  <w:style w:type="paragraph" w:styleId="Subtitle">
+  <w:style w:type="paragraph" w:styleId="a5">
     <w:name w:val="Subtitle"/>
-    <w:basedOn w:val="Normal"/>
-    <w:next w:val="Normal"/>
-    <w:link w:val="SubtitleChar"/>
+    <w:basedOn w:val="a"/>
+    <w:next w:val="a"/>
+    <w:link w:val="a6"/>
     <w:uiPriority w:val="11"/>
     <w:qFormat/>
     <w:rsid w:val="000275F3"/>
@@ -1289,10 +3845,10 @@
       <w:szCs w:val="28"/>
     </w:rPr>
   </w:style>
-  <w:style w:type="character" w:customStyle="1" w:styleId="SubtitleChar">
-    <w:name w:val="Subtitle Char"/>
-    <w:basedOn w:val="DefaultParagraphFont"/>
-    <w:link w:val="Subtitle"/>
+  <w:style w:type="character" w:customStyle="1" w:styleId="a6">
+    <w:name w:val="Подзаголовок Знак"/>
+    <w:basedOn w:val="a0"/>
+    <w:link w:val="a5"/>
     <w:uiPriority w:val="11"/>
     <w:rsid w:val="000275F3"/>
     <w:rPr>
@@ -1303,11 +3859,11 @@
       <w:szCs w:val="28"/>
     </w:rPr>
   </w:style>
-  <w:style w:type="paragraph" w:styleId="Quote">
+  <w:style w:type="paragraph" w:styleId="21">
     <w:name w:val="Quote"/>
-    <w:basedOn w:val="Normal"/>
-    <w:next w:val="Normal"/>
-    <w:link w:val="QuoteChar"/>
+    <w:basedOn w:val="a"/>
+    <w:next w:val="a"/>
+    <w:link w:val="22"/>
     <w:uiPriority w:val="29"/>
     <w:qFormat/>
     <w:rsid w:val="000275F3"/>
@@ -1321,10 +3877,10 @@
       <w:color w:val="404040" w:themeColor="text1" w:themeTint="BF"/>
     </w:rPr>
   </w:style>
-  <w:style w:type="character" w:customStyle="1" w:styleId="QuoteChar">
-    <w:name w:val="Quote Char"/>
-    <w:basedOn w:val="DefaultParagraphFont"/>
-    <w:link w:val="Quote"/>
+  <w:style w:type="character" w:customStyle="1" w:styleId="22">
+    <w:name w:val="Цитата 2 Знак"/>
+    <w:basedOn w:val="a0"/>
+    <w:link w:val="21"/>
     <w:uiPriority w:val="29"/>
     <w:rsid w:val="000275F3"/>
     <w:rPr>
@@ -1333,9 +3889,9 @@
       <w:color w:val="404040" w:themeColor="text1" w:themeTint="BF"/>
     </w:rPr>
   </w:style>
-  <w:style w:type="paragraph" w:styleId="ListParagraph">
+  <w:style w:type="paragraph" w:styleId="a7">
     <w:name w:val="List Paragraph"/>
-    <w:basedOn w:val="Normal"/>
+    <w:basedOn w:val="a"/>
     <w:uiPriority w:val="34"/>
     <w:qFormat/>
     <w:rsid w:val="000275F3"/>
@@ -1344,9 +3900,9 @@
       <w:contextualSpacing/>
     </w:pPr>
   </w:style>
-  <w:style w:type="character" w:styleId="IntenseEmphasis">
+  <w:style w:type="character" w:styleId="a8">
     <w:name w:val="Intense Emphasis"/>
-    <w:basedOn w:val="DefaultParagraphFont"/>
+    <w:basedOn w:val="a0"/>
     <w:uiPriority w:val="21"/>
     <w:qFormat/>
     <w:rsid w:val="000275F3"/>
@@ -1356,11 +3912,11 @@
       <w:color w:val="0F4761" w:themeColor="accent1" w:themeShade="BF"/>
     </w:rPr>
   </w:style>
-  <w:style w:type="paragraph" w:styleId="IntenseQuote">
+  <w:style w:type="paragraph" w:styleId="a9">
     <w:name w:val="Intense Quote"/>
-    <w:basedOn w:val="Normal"/>
-    <w:next w:val="Normal"/>
-    <w:link w:val="IntenseQuoteChar"/>
+    <w:basedOn w:val="a"/>
+    <w:next w:val="a"/>
+    <w:link w:val="aa"/>
     <w:uiPriority w:val="30"/>
     <w:qFormat/>
     <w:rsid w:val="000275F3"/>
@@ -1379,10 +3935,10 @@
       <w:color w:val="0F4761" w:themeColor="accent1" w:themeShade="BF"/>
     </w:rPr>
   </w:style>
-  <w:style w:type="character" w:customStyle="1" w:styleId="IntenseQuoteChar">
-    <w:name w:val="Intense Quote Char"/>
-    <w:basedOn w:val="DefaultParagraphFont"/>
-    <w:link w:val="IntenseQuote"/>
+  <w:style w:type="character" w:customStyle="1" w:styleId="aa">
+    <w:name w:val="Выделенная цитата Знак"/>
+    <w:basedOn w:val="a0"/>
+    <w:link w:val="a9"/>
     <w:uiPriority w:val="30"/>
     <w:rsid w:val="000275F3"/>
     <w:rPr>
@@ -1391,9 +3947,9 @@
       <w:color w:val="0F4761" w:themeColor="accent1" w:themeShade="BF"/>
     </w:rPr>
   </w:style>
-  <w:style w:type="character" w:styleId="IntenseReference">
+  <w:style w:type="character" w:styleId="ab">
     <w:name w:val="Intense Reference"/>
-    <w:basedOn w:val="DefaultParagraphFont"/>
+    <w:basedOn w:val="a0"/>
     <w:uiPriority w:val="32"/>
     <w:qFormat/>
     <w:rsid w:val="000275F3"/>
@@ -1405,10 +3961,10 @@
       <w:spacing w:val="5"/>
     </w:rPr>
   </w:style>
-  <w:style w:type="paragraph" w:styleId="Header">
+  <w:style w:type="paragraph" w:styleId="ac">
     <w:name w:val="header"/>
-    <w:basedOn w:val="Normal"/>
-    <w:link w:val="HeaderChar"/>
+    <w:basedOn w:val="a"/>
+    <w:link w:val="ad"/>
     <w:uiPriority w:val="99"/>
     <w:unhideWhenUsed/>
     <w:rsid w:val="000275F3"/>
@@ -1420,17 +3976,17 @@
       <w:spacing w:after="0" w:line="240" w:lineRule="auto"/>
     </w:pPr>
   </w:style>
-  <w:style w:type="character" w:customStyle="1" w:styleId="HeaderChar">
-    <w:name w:val="Header Char"/>
-    <w:basedOn w:val="DefaultParagraphFont"/>
-    <w:link w:val="Header"/>
+  <w:style w:type="character" w:customStyle="1" w:styleId="ad">
+    <w:name w:val="Верхний колонтитул Знак"/>
+    <w:basedOn w:val="a0"/>
+    <w:link w:val="ac"/>
     <w:uiPriority w:val="99"/>
     <w:rsid w:val="000275F3"/>
   </w:style>
-  <w:style w:type="paragraph" w:styleId="Footer">
+  <w:style w:type="paragraph" w:styleId="ae">
     <w:name w:val="footer"/>
-    <w:basedOn w:val="Normal"/>
-    <w:link w:val="FooterChar"/>
+    <w:basedOn w:val="a"/>
+    <w:link w:val="af"/>
     <w:uiPriority w:val="99"/>
     <w:unhideWhenUsed/>
     <w:rsid w:val="000275F3"/>
@@ -1442,12 +3998,31 @@
       <w:spacing w:after="0" w:line="240" w:lineRule="auto"/>
     </w:pPr>
   </w:style>
-  <w:style w:type="character" w:customStyle="1" w:styleId="FooterChar">
-    <w:name w:val="Footer Char"/>
-    <w:basedOn w:val="DefaultParagraphFont"/>
-    <w:link w:val="Footer"/>
+  <w:style w:type="character" w:customStyle="1" w:styleId="af">
+    <w:name w:val="Нижний колонтитул Знак"/>
+    <w:basedOn w:val="a0"/>
+    <w:link w:val="ae"/>
     <w:uiPriority w:val="99"/>
     <w:rsid w:val="000275F3"/>
+  </w:style>
+  <w:style w:type="table" w:styleId="af0">
+    <w:name w:val="Table Grid"/>
+    <w:basedOn w:val="a1"/>
+    <w:uiPriority w:val="39"/>
+    <w:rsid w:val="00B640D4"/>
+    <w:pPr>
+      <w:spacing w:after="0" w:line="240" w:lineRule="auto"/>
+    </w:pPr>
+    <w:tblPr>
+      <w:tblBorders>
+        <w:top w:val="single" w:sz="4" w:space="0" w:color="auto"/>
+        <w:left w:val="single" w:sz="4" w:space="0" w:color="auto"/>
+        <w:bottom w:val="single" w:sz="4" w:space="0" w:color="auto"/>
+        <w:right w:val="single" w:sz="4" w:space="0" w:color="auto"/>
+        <w:insideH w:val="single" w:sz="4" w:space="0" w:color="auto"/>
+        <w:insideV w:val="single" w:sz="4" w:space="0" w:color="auto"/>
+      </w:tblBorders>
+    </w:tblPr>
   </w:style>
 </w:styles>
 </file>
